--- a/submission/NAR_Manuscript_V2_Info_Matched.docx
+++ b/submission/NAR_Manuscript_V2_Info_Matched.docx
@@ -2,7 +2,7 @@
 <file path=word/document.xml><?xml version="1.0" encoding="utf-8"?>
 <w:document xmlns:w="http://schemas.openxmlformats.org/wordprocessingml/2006/main" xmlns:m="http://schemas.openxmlformats.org/officeDocument/2006/math" xmlns:r="http://schemas.openxmlformats.org/officeDocument/2006/relationships" xmlns:o="urn:schemas-microsoft-com:office:office" xmlns:v="urn:schemas-microsoft-com:vml" xmlns:w10="urn:schemas-microsoft-com:office:word" xmlns:a="http://schemas.openxmlformats.org/drawingml/2006/main" xmlns:pic="http://schemas.openxmlformats.org/drawingml/2006/picture" xmlns:wp="http://schemas.openxmlformats.org/drawingml/2006/wordprocessingDrawing">
   <w:body>
-    <w:bookmarkStart w:id="54" w:name="X6be573896add190c1b9cf9a51a0fd3a946a5d31"/>
+    <w:bookmarkStart w:id="55" w:name="X6be573896add190c1b9cf9a51a0fd3a946a5d31"/>
     <w:p>
       <w:pPr>
         <w:pStyle w:val="Heading1"/>
@@ -4997,7 +4997,7 @@
         <w:pStyle w:val="FirstParagraph"/>
       </w:pPr>
       <w:r>
-        <w:t xml:space="preserve">[Author 1] conceived the study, designed the IMMI framework, implemented the core pipeline, conducted all benchmarks, and wrote the manuscript. [Author 2] contributed to the multi-k ensemble strategy, boundary classifier development, and statistical framework. [Author 3] contributed to the web server implementation and 16S rRNA validation. [Author 4] supervised the project, provided methodological guidance, and contributed to manuscript revision. All authors reviewed and approved the final manuscript.</w:t>
+        <w:t xml:space="preserve">Li Zhang conceived the study, designed the IMMI framework, implemented the core pipeline, conducted all benchmarks and testing, and wrote the manuscript. Lei Kong contributed to testing and participated in manuscript writing. Both authors reviewed and approved the final manuscript.</w:t>
       </w:r>
     </w:p>
     <w:p>
@@ -5008,7 +5008,42 @@
       </w:r>
     </w:p>
     <w:bookmarkEnd w:id="51"/>
-    <w:bookmarkStart w:id="52" w:name="references"/>
+    <w:bookmarkStart w:id="52" w:name="corresponding-author"/>
+    <w:p>
+      <w:pPr>
+        <w:pStyle w:val="Heading2"/>
+      </w:pPr>
+      <w:r>
+        <w:t xml:space="preserve">CORRESPONDING AUTHOR</w:t>
+      </w:r>
+    </w:p>
+    <w:p>
+      <w:pPr>
+        <w:pStyle w:val="FirstParagraph"/>
+      </w:pPr>
+      <w:r>
+        <w:rPr>
+          <w:b/>
+          <w:bCs/>
+        </w:rPr>
+        <w:t xml:space="preserve">Li Zhang</w:t>
+      </w:r>
+      <w:r>
+        <w:br/>
+      </w:r>
+      <w:r>
+        <w:t xml:space="preserve">Email: knightz@pumc.edu.cn</w:t>
+      </w:r>
+    </w:p>
+    <w:p>
+      <w:r>
+        <w:pict>
+          <v:rect style="width:0;height:1.5pt" o:hralign="center" o:hrstd="t" o:hr="t"/>
+        </w:pict>
+      </w:r>
+    </w:p>
+    <w:bookmarkEnd w:id="52"/>
+    <w:bookmarkStart w:id="53" w:name="references"/>
     <w:p>
       <w:pPr>
         <w:pStyle w:val="Heading2"/>
@@ -5648,8 +5683,8 @@
         </w:pict>
       </w:r>
     </w:p>
-    <w:bookmarkEnd w:id="52"/>
-    <w:bookmarkStart w:id="53" w:name="figure-legends"/>
+    <w:bookmarkEnd w:id="53"/>
+    <w:bookmarkStart w:id="54" w:name="figure-legends"/>
     <w:p>
       <w:pPr>
         <w:pStyle w:val="Heading2"/>
@@ -5803,8 +5838,8 @@
         <w:t xml:space="preserve">Manuscript prepared for Bioinformatics / NAR Methods. Main text: approximately 7,200 words.</w:t>
       </w:r>
     </w:p>
-    <w:bookmarkEnd w:id="53"/>
     <w:bookmarkEnd w:id="54"/>
+    <w:bookmarkEnd w:id="55"/>
     <w:sectPr>
       <w:footnotePr>
         <w:numRestart w:val="eachSect"/>

--- a/submission/NAR_Manuscript_V2_Info_Matched.docx
+++ b/submission/NAR_Manuscript_V2_Info_Matched.docx
@@ -2,7 +2,7 @@
 <file path=word/document.xml><?xml version="1.0" encoding="utf-8"?>
 <w:document xmlns:w="http://schemas.openxmlformats.org/wordprocessingml/2006/main" xmlns:m="http://schemas.openxmlformats.org/officeDocument/2006/math" xmlns:r="http://schemas.openxmlformats.org/officeDocument/2006/relationships" xmlns:o="urn:schemas-microsoft-com:office:office" xmlns:v="urn:schemas-microsoft-com:vml" xmlns:w10="urn:schemas-microsoft-com:office:word" xmlns:a="http://schemas.openxmlformats.org/drawingml/2006/main" xmlns:pic="http://schemas.openxmlformats.org/drawingml/2006/picture" xmlns:wp="http://schemas.openxmlformats.org/drawingml/2006/wordprocessingDrawing">
   <w:body>
-    <w:bookmarkStart w:id="55" w:name="X6be573896add190c1b9cf9a51a0fd3a946a5d31"/>
+    <w:bookmarkStart w:id="56" w:name="X6be573896add190c1b9cf9a51a0fd3a946a5d31"/>
     <w:p>
       <w:pPr>
         <w:pStyle w:val="Heading1"/>
@@ -46,15 +46,6 @@
         </w:pict>
       </w:r>
     </w:p>
-    <w:bookmarkStart w:id="9" w:name="abstract"/>
-    <w:p>
-      <w:pPr>
-        <w:pStyle w:val="Heading2"/>
-      </w:pPr>
-      <w:r>
-        <w:t xml:space="preserve">ABSTRACT</w:t>
-      </w:r>
-    </w:p>
     <w:p>
       <w:pPr>
         <w:pStyle w:val="FirstParagraph"/>
@@ -64,10 +55,10 @@
           <w:b/>
           <w:bCs/>
         </w:rPr>
-        <w:t xml:space="preserve">Motivation</w:t>
-      </w:r>
-      <w:r>
-        <w:t xml:space="preserve">: Phylogenetic inference faces a fundamental information-efficiency problem. Full multiple sequence alignment (MSA) followed by maximum likelihood (ML) inference preserves all positional information but scales as O(n²L²), becoming intractable beyond several thousand taxa. Alignment-free methods discard positional information for speed but lose accuracy at moderate scales. No single approach optimally balances information content against computational cost across the full range of dataset sizes and evolutionary regimes.</w:t>
+        <w:t xml:space="preserve">Authors</w:t>
+      </w:r>
+      <w:r>
+        <w:t xml:space="preserve">:</w:t>
       </w:r>
     </w:p>
     <w:p>
@@ -75,30 +66,7 @@
         <w:pStyle w:val="BodyText"/>
       </w:pPr>
       <w:r>
-        <w:rPr>
-          <w:b/>
-          <w:bCs/>
-        </w:rPr>
-        <w:t xml:space="preserve">Results</w:t>
-      </w:r>
-      <w:r>
-        <w:t xml:space="preserve">: We introduce Information-Matched Multi-Level Inference (IMMI), a general framework that decomposes phylogenetic inference into four levels with progressively increasing information content and computational cost. Level 0 extracts k-mer frequency vectors (O(nL) time, O(4^k) information per sequence), Level 1 constructs a Neighbor-Joining backbone from cosine distances (O(n²) distance computation), Level 2 applies a trained random forest classifier (95.3% accuracy, AUC 0.990) to intelligently partition taxa into subproblems, and Level 3 optionally refines clusters with MSA+ML (full positional information). The framework’s design principle —</w:t>
-      </w:r>
-      <w:r>
-        <w:t xml:space="preserve"> </w:t>
-      </w:r>
-      <w:r>
-        <w:rPr>
-          <w:i/>
-          <w:iCs/>
-        </w:rPr>
-        <w:t xml:space="preserve">match information resolution to computational need</w:t>
-      </w:r>
-      <w:r>
-        <w:t xml:space="preserve"> </w:t>
-      </w:r>
-      <w:r>
-        <w:t xml:space="preserve">— ensures that expensive alignment and ML inference are deployed only where they provide measurable benefit. We implement this framework as Fusang: Tardigrade Edition, an open-source tool that processes 10,000 taxa in 54 seconds. On n=200 indel-rich simulated data (130 seeds), the Level 0–1 pipeline (k-mer→cosine→NJ) achieves nRF=0.080±0.016 versus FastTree2 (MAFFT+ML) nRF=0.085±0.025 — statistically equivalent accuracy without alignment (Wilcoxon p=0.052). A multi-k distance ensemble (k=5,7,9) provides a further significant improvement over the default configuration (p=0.006, Cohen’s d=0.54). Cross-domain validation on the AFproject SwissTree protein benchmark (11 families) confirms that k-mer frequency methods outperform context-matching approaches by 1.5× (p=0.006). The Level 2 boundary classifier, trained on 844 simulated datasets, generalizes to unseen data with 95.3% test accuracy, providing an automated decision mechanism for when to escalate from distance-based to alignment-based inference.</w:t>
+        <w:t xml:space="preserve">Li Zhang¹·²·³,* and Lei Kong⁴</w:t>
       </w:r>
     </w:p>
     <w:p>
@@ -106,48 +74,7 @@
         <w:pStyle w:val="BodyText"/>
       </w:pPr>
       <w:r>
-        <w:rPr>
-          <w:b/>
-          <w:bCs/>
-        </w:rPr>
-        <w:t xml:space="preserve">Conclusion</w:t>
-      </w:r>
-      <w:r>
-        <w:t xml:space="preserve">: Information-matched multi-level inference provides a principled solution to the scalability-accuracy tradeoff in phylogenetics. By explicitly modeling the information content at each inference level and matching it to computational cost, the framework achieves MSA-competitive accuracy at scales where alignment is feasible, extends to scales where it is not, and provides a systematic mechanism for deciding between them. The framework is general: its level structure, classification-based splitting, and information-layering principle can accommodate alternative feature extractors, distance metrics, and tree-building methods.</w:t>
-      </w:r>
-    </w:p>
-    <w:p>
-      <w:r>
-        <w:pict>
-          <v:rect style="width:0;height:1.5pt" o:hralign="center" o:hrstd="t" o:hr="t"/>
-        </w:pict>
-      </w:r>
-    </w:p>
-    <w:bookmarkEnd w:id="9"/>
-    <w:bookmarkStart w:id="15" w:name="introduction"/>
-    <w:p>
-      <w:pPr>
-        <w:pStyle w:val="Heading2"/>
-      </w:pPr>
-      <w:r>
-        <w:t xml:space="preserve">INTRODUCTION</w:t>
-      </w:r>
-    </w:p>
-    <w:bookmarkStart w:id="10" w:name="X0e2ae0a54d319ced9bb7a70e92f3caf4d9645cd"/>
-    <w:p>
-      <w:pPr>
-        <w:pStyle w:val="Heading3"/>
-      </w:pPr>
-      <w:r>
-        <w:t xml:space="preserve">The scalability-information tradeoff in phylogenetics</w:t>
-      </w:r>
-    </w:p>
-    <w:p>
-      <w:pPr>
-        <w:pStyle w:val="FirstParagraph"/>
-      </w:pPr>
-      <w:r>
-        <w:t xml:space="preserve">Phylogenetic inference — reconstructing evolutionary relationships among biological sequences — underpins everything from tracing viral outbreaks [8] to resolving the tree of life [9]. The dominant paradigm for the past three decades has been: align sequences → build tree via maximum likelihood or Bayesian inference. This workflow is information-rich: multiple sequence alignment captures positional homology, and likelihood-based tree search uses every column of the alignment as evidence. But it is also computationally profligate: MSA scales as O(n²L²), and ML tree search adds further multiplicative factors [17,18].</w:t>
+        <w:t xml:space="preserve">¹ Institute of Blood Transfusion, Chinese Academy of Medical Sciences and Peking Union Medical College, Chengdu, China</w:t>
       </w:r>
     </w:p>
     <w:p>
@@ -155,77 +82,138 @@
         <w:pStyle w:val="BodyText"/>
       </w:pPr>
       <w:r>
-        <w:t xml:space="preserve">The consequence is a hard partition in the practical phylogenetics landscape. For datasets under ~500 taxa, MSA+ML methods (IQ-TREE, RAxML-NG, FastTree2) provide high accuracy. For datasets above ~2,000 taxa, these methods become prohibitively slow or memory-bound, and practitioners resort to distance-based methods (k-mer, MinHash) that sacrifice accuracy for tractability. There is no graceful degradation — a researcher with 1,500 sequences must either wait days for MSA+ML or accept substantially lower accuracy from alignment-free alternatives.</w:t>
-      </w:r>
-    </w:p>
-    <w:bookmarkEnd w:id="10"/>
-    <w:bookmarkStart w:id="11" w:name="X254149bda05017554533d6cefa4cae8a1dab956"/>
-    <w:p>
-      <w:pPr>
-        <w:pStyle w:val="Heading3"/>
-      </w:pPr>
-      <w:r>
-        <w:t xml:space="preserve">Why not just use distance methods everywhere?</w:t>
-      </w:r>
-    </w:p>
-    <w:p>
-      <w:pPr>
-        <w:pStyle w:val="FirstParagraph"/>
-      </w:pPr>
-      <w:r>
-        <w:t xml:space="preserve">Alignment-free distance methods [19,22] avoid MSA entirely by computing pairwise distances from sequence-derived features — typically k-mer frequency vectors, MinHash sketches, or suffix-array anchors. These methods scale well (O(n²) pairwise comparisons) and are robust to alignment-induced errors, particularly insertions and deletions (indels). However, they suffer from two limitations:</w:t>
-      </w:r>
-    </w:p>
-    <w:p>
-      <w:pPr>
+        <w:t xml:space="preserve">² Chinese Institute for Brain Research, Beijing, Beijing, China</w:t>
+      </w:r>
+    </w:p>
+    <w:p>
+      <w:pPr>
+        <w:pStyle w:val="BodyText"/>
+      </w:pPr>
+      <w:r>
+        <w:t xml:space="preserve">³ Translational Medical Center, Weifang Second People’s Hospital, 7 Yuanxiao St., Weifang, 261041, Shandong Province, China</w:t>
+      </w:r>
+    </w:p>
+    <w:p>
+      <w:pPr>
+        <w:pStyle w:val="BodyText"/>
+      </w:pPr>
+      <w:r>
+        <w:t xml:space="preserve">⁴ School of Life Sciences, Peking University, Beijing, China</w:t>
+      </w:r>
+    </w:p>
+    <w:p>
+      <w:pPr>
+        <w:pStyle w:val="Compact"/>
         <w:numPr>
           <w:ilvl w:val="0"/>
           <w:numId w:val="1001"/>
         </w:numPr>
       </w:pPr>
       <w:r>
-        <w:rPr>
-          <w:b/>
-          <w:bCs/>
-        </w:rPr>
-        <w:t xml:space="preserve">Information loss at moderate scales.</w:t>
-      </w:r>
-      <w:r>
-        <w:t xml:space="preserve"> </w:t>
-      </w:r>
-      <w:r>
-        <w:t xml:space="preserve">At n≤500 on clean substitution data, MSA+ML consistently outperforms k-mer distance methods (Cohen’s d&gt;1.2, p&lt;0.001; this work, Table 1). The positional information discarded by alignment-free approaches provides genuine phylogenetic signal that ML inference can exploit.</w:t>
-      </w:r>
-    </w:p>
-    <w:p>
-      <w:pPr>
-        <w:numPr>
-          <w:ilvl w:val="0"/>
-          <w:numId w:val="1001"/>
-        </w:numPr>
-      </w:pPr>
-      <w:r>
-        <w:rPr>
-          <w:b/>
-          <w:bCs/>
-        </w:rPr>
-        <w:t xml:space="preserve">No mechanism for selective refinement.</w:t>
-      </w:r>
-      <w:r>
-        <w:t xml:space="preserve"> </w:t>
-      </w:r>
-      <w:r>
-        <w:t xml:space="preserve">Existing alignment-free methods are all-or-nothing: either the entire tree is built from approximate distances, or the entire dataset undergoes alignment. There is no principled way to apply expensive alignment only where it matters most — within closely related clusters where branch resolution is critical — while using fast distance methods for the global topology.</w:t>
-      </w:r>
-    </w:p>
-    <w:bookmarkEnd w:id="11"/>
-    <w:bookmarkStart w:id="12" w:name="the-information-matching-principle"/>
+        <w:t xml:space="preserve">To whom correspondence should be addressed. Email: knightz@pumc.edu.cn</w:t>
+      </w:r>
+    </w:p>
+    <w:p>
+      <w:r>
+        <w:pict>
+          <v:rect style="width:0;height:1.5pt" o:hralign="center" o:hrstd="t" o:hr="t"/>
+        </w:pict>
+      </w:r>
+    </w:p>
+    <w:bookmarkStart w:id="9" w:name="abstract"/>
+    <w:p>
+      <w:pPr>
+        <w:pStyle w:val="Heading2"/>
+      </w:pPr>
+      <w:r>
+        <w:t xml:space="preserve">ABSTRACT</w:t>
+      </w:r>
+    </w:p>
+    <w:p>
+      <w:pPr>
+        <w:pStyle w:val="FirstParagraph"/>
+      </w:pPr>
+      <w:r>
+        <w:rPr>
+          <w:b/>
+          <w:bCs/>
+        </w:rPr>
+        <w:t xml:space="preserve">Motivation</w:t>
+      </w:r>
+      <w:r>
+        <w:t xml:space="preserve">: Phylogenetic inference faces a fundamental information-efficiency problem. Full multiple sequence alignment (MSA) followed by maximum likelihood (ML) inference preserves all positional information but scales as O(n²L²), becoming intractable beyond several thousand taxa. Alignment-free methods discard positional information for speed but lose accuracy at moderate scales. No single approach optimally balances information content against computational cost across the full range of dataset sizes and evolutionary regimes.</w:t>
+      </w:r>
+    </w:p>
+    <w:p>
+      <w:pPr>
+        <w:pStyle w:val="BodyText"/>
+      </w:pPr>
+      <w:r>
+        <w:rPr>
+          <w:b/>
+          <w:bCs/>
+        </w:rPr>
+        <w:t xml:space="preserve">Results</w:t>
+      </w:r>
+      <w:r>
+        <w:t xml:space="preserve">: We introduce Information-Matched Multi-Level Inference (IMMI), a general framework that decomposes phylogenetic inference into four levels with progressively increasing information content and computational cost. Level 0 extracts k-mer frequency vectors (O(nL) time, O(4^k) information per sequence), Level 1 constructs a Neighbor-Joining backbone from cosine distances (O(n²) distance computation), Level 2 applies a trained random forest classifier (95.3% accuracy, AUC 0.990) to intelligently partition taxa into subproblems, and Level 3 optionally refines clusters with MSA+ML (full positional information). The framework’s design principle —</w:t>
+      </w:r>
+      <w:r>
+        <w:t xml:space="preserve"> </w:t>
+      </w:r>
+      <w:r>
+        <w:rPr>
+          <w:i/>
+          <w:iCs/>
+        </w:rPr>
+        <w:t xml:space="preserve">match information resolution to computational need</w:t>
+      </w:r>
+      <w:r>
+        <w:t xml:space="preserve"> </w:t>
+      </w:r>
+      <w:r>
+        <w:t xml:space="preserve">— ensures that expensive alignment and ML inference are deployed only where they provide measurable benefit. We implement this framework as Fusang: Tardigrade Edition, an open-source tool that processes 10,000 taxa in 54 seconds. On n=200 indel-rich simulated data (130 seeds), the Level 0–1 pipeline (k-mer→cosine→NJ) achieves nRF=0.080±0.016 versus FastTree2 (MAFFT+ML) nRF=0.085±0.025 — statistically equivalent accuracy without alignment (Wilcoxon p=0.052). A multi-k distance ensemble (k=5,7,9) provides a further significant improvement over the default configuration (p=0.006, Cohen’s d=0.54). Cross-domain validation on the AFproject SwissTree protein benchmark (11 families) confirms that k-mer frequency methods outperform context-matching approaches by 1.5× (p=0.006). The Level 2 boundary classifier, trained on 844 simulated datasets, generalizes to unseen data with 95.3% test accuracy, providing an automated decision mechanism for when to escalate from distance-based to alignment-based inference.</w:t>
+      </w:r>
+    </w:p>
+    <w:p>
+      <w:pPr>
+        <w:pStyle w:val="BodyText"/>
+      </w:pPr>
+      <w:r>
+        <w:rPr>
+          <w:b/>
+          <w:bCs/>
+        </w:rPr>
+        <w:t xml:space="preserve">Conclusion</w:t>
+      </w:r>
+      <w:r>
+        <w:t xml:space="preserve">: Information-matched multi-level inference provides a principled solution to the scalability-accuracy tradeoff in phylogenetics. By explicitly modeling the information content at each inference level and matching it to computational cost, the framework achieves MSA-competitive accuracy at scales where alignment is feasible, extends to scales where it is not, and provides a systematic mechanism for deciding between them. The framework is general: its level structure, classification-based splitting, and information-layering principle can accommodate alternative feature extractors, distance metrics, and tree-building methods.</w:t>
+      </w:r>
+    </w:p>
+    <w:p>
+      <w:r>
+        <w:pict>
+          <v:rect style="width:0;height:1.5pt" o:hralign="center" o:hrstd="t" o:hr="t"/>
+        </w:pict>
+      </w:r>
+    </w:p>
+    <w:bookmarkEnd w:id="9"/>
+    <w:bookmarkStart w:id="15" w:name="introduction"/>
+    <w:p>
+      <w:pPr>
+        <w:pStyle w:val="Heading2"/>
+      </w:pPr>
+      <w:r>
+        <w:t xml:space="preserve">INTRODUCTION</w:t>
+      </w:r>
+    </w:p>
+    <w:bookmarkStart w:id="10" w:name="X0e2ae0a54d319ced9bb7a70e92f3caf4d9645cd"/>
     <w:p>
       <w:pPr>
         <w:pStyle w:val="Heading3"/>
       </w:pPr>
       <w:r>
-        <w:t xml:space="preserve">The information-matching principle</w:t>
+        <w:t xml:space="preserve">The scalability-information tradeoff in phylogenetics</w:t>
       </w:r>
     </w:p>
     <w:p>
@@ -233,23 +221,33 @@
         <w:pStyle w:val="FirstParagraph"/>
       </w:pPr>
       <w:r>
-        <w:t xml:space="preserve">We propose a different approach. Rather than choosing between alignment-free and alignment-based methods, we decompose phylogenetic inference into a hierarchy of information levels and match each level’s information resolution to its computational cost. This principle —</w:t>
-      </w:r>
-      <w:r>
-        <w:t xml:space="preserve"> </w:t>
-      </w:r>
-      <w:r>
-        <w:rPr>
-          <w:b/>
-          <w:bCs/>
-        </w:rPr>
-        <w:t xml:space="preserve">information-matched multi-level inference</w:t>
-      </w:r>
-      <w:r>
-        <w:t xml:space="preserve"> </w:t>
-      </w:r>
-      <w:r>
-        <w:t xml:space="preserve">— rests on two observations:</w:t>
+        <w:t xml:space="preserve">Phylogenetic inference — reconstructing evolutionary relationships among biological sequences — underpins everything from tracing viral outbreaks [8] to resolving the tree of life [9]. The dominant paradigm for the past three decades has been: align sequences → build tree via maximum likelihood or Bayesian inference. This workflow is information-rich: multiple sequence alignment captures positional homology, and likelihood-based tree search uses every column of the alignment as evidence. But it is also computationally profligate: MSA scales as O(n²L²), and ML tree search adds further multiplicative factors [17,18].</w:t>
+      </w:r>
+    </w:p>
+    <w:p>
+      <w:pPr>
+        <w:pStyle w:val="BodyText"/>
+      </w:pPr>
+      <w:r>
+        <w:t xml:space="preserve">The consequence is a hard partition in the practical phylogenetics landscape. For datasets under ~500 taxa, MSA+ML methods (IQ-TREE, RAxML-NG, FastTree2) provide high accuracy. For datasets above ~2,000 taxa, these methods become prohibitively slow or memory-bound, and practitioners resort to distance-based methods (k-mer, MinHash) that sacrifice accuracy for tractability. There is no graceful degradation — a researcher with 1,500 sequences must either wait days for MSA+ML or accept substantially lower accuracy from alignment-free alternatives.</w:t>
+      </w:r>
+    </w:p>
+    <w:bookmarkEnd w:id="10"/>
+    <w:bookmarkStart w:id="11" w:name="X254149bda05017554533d6cefa4cae8a1dab956"/>
+    <w:p>
+      <w:pPr>
+        <w:pStyle w:val="Heading3"/>
+      </w:pPr>
+      <w:r>
+        <w:t xml:space="preserve">Why not just use distance methods everywhere?</w:t>
+      </w:r>
+    </w:p>
+    <w:p>
+      <w:pPr>
+        <w:pStyle w:val="FirstParagraph"/>
+      </w:pPr>
+      <w:r>
+        <w:t xml:space="preserve">Alignment-free distance methods [19,22] avoid MSA entirely by computing pairwise distances from sequence-derived features — typically k-mer frequency vectors, MinHash sketches, or suffix-array anchors. These methods scale well (O(n²) pairwise comparisons) and are robust to alignment-induced errors, particularly insertions and deletions (indels). However, they suffer from two limitations:</w:t>
       </w:r>
     </w:p>
     <w:p>
@@ -264,13 +262,13 @@
           <w:b/>
           <w:bCs/>
         </w:rPr>
-        <w:t xml:space="preserve">Different phylogenetic questions require different information resolution.</w:t>
-      </w:r>
-      <w:r>
-        <w:t xml:space="preserve"> </w:t>
-      </w:r>
-      <w:r>
-        <w:t xml:space="preserve">Resolving deep splits among distantly related taxa requires only coarse distance information; resolving recent divergences within a genus requires precise positional homology from alignment.</w:t>
+        <w:t xml:space="preserve">Information loss at moderate scales.</w:t>
+      </w:r>
+      <w:r>
+        <w:t xml:space="preserve"> </w:t>
+      </w:r>
+      <w:r>
+        <w:t xml:space="preserve">At n≤500 on clean substitution data, MSA+ML consistently outperforms k-mer distance methods (Cohen’s d&gt;1.2, p&lt;0.001; this work, Table 1). The positional information discarded by alignment-free approaches provides genuine phylogenetic signal that ML inference can exploit.</w:t>
       </w:r>
     </w:p>
     <w:p>
@@ -285,23 +283,23 @@
           <w:b/>
           <w:bCs/>
         </w:rPr>
-        <w:t xml:space="preserve">Information cost grows superlinearly with resolution.</w:t>
-      </w:r>
-      <w:r>
-        <w:t xml:space="preserve"> </w:t>
-      </w:r>
-      <w:r>
-        <w:t xml:space="preserve">Moving from k-mer frequencies (O(4^k) bits) to full positional alignment (O(L) bits per column per taxon) increases information content by orders of magnitude, but also increases computational cost by orders of magnitude. Matching resolution to need avoids wasting computation on questions that don’t require it.</w:t>
-      </w:r>
-    </w:p>
-    <w:bookmarkEnd w:id="12"/>
-    <w:bookmarkStart w:id="13" w:name="the-immi-framework"/>
+        <w:t xml:space="preserve">No mechanism for selective refinement.</w:t>
+      </w:r>
+      <w:r>
+        <w:t xml:space="preserve"> </w:t>
+      </w:r>
+      <w:r>
+        <w:t xml:space="preserve">Existing alignment-free methods are all-or-nothing: either the entire tree is built from approximate distances, or the entire dataset undergoes alignment. There is no principled way to apply expensive alignment only where it matters most — within closely related clusters where branch resolution is critical — while using fast distance methods for the global topology.</w:t>
+      </w:r>
+    </w:p>
+    <w:bookmarkEnd w:id="11"/>
+    <w:bookmarkStart w:id="12" w:name="the-information-matching-principle"/>
     <w:p>
       <w:pPr>
         <w:pStyle w:val="Heading3"/>
       </w:pPr>
       <w:r>
-        <w:t xml:space="preserve">The IMMI framework</w:t>
+        <w:t xml:space="preserve">The information-matching principle</w:t>
       </w:r>
     </w:p>
     <w:p>
@@ -309,7 +307,23 @@
         <w:pStyle w:val="FirstParagraph"/>
       </w:pPr>
       <w:r>
-        <w:t xml:space="preserve">We formalize information-matched multi-level inference (IMMI) as a four-level architecture (Figure 1):</w:t>
+        <w:t xml:space="preserve">We propose a different approach. Rather than choosing between alignment-free and alignment-based methods, we decompose phylogenetic inference into a hierarchy of information levels and match each level’s information resolution to its computational cost. This principle —</w:t>
+      </w:r>
+      <w:r>
+        <w:t xml:space="preserve"> </w:t>
+      </w:r>
+      <w:r>
+        <w:rPr>
+          <w:b/>
+          <w:bCs/>
+        </w:rPr>
+        <w:t xml:space="preserve">information-matched multi-level inference</w:t>
+      </w:r>
+      <w:r>
+        <w:t xml:space="preserve"> </w:t>
+      </w:r>
+      <w:r>
+        <w:t xml:space="preserve">— rests on two observations:</w:t>
       </w:r>
     </w:p>
     <w:p>
@@ -324,26 +338,13 @@
           <w:b/>
           <w:bCs/>
         </w:rPr>
-        <w:t xml:space="preserve">Level 0 — Feature Extraction (O(nL))</w:t>
-      </w:r>
-      <w:r>
-        <w:t xml:space="preserve">: Convert raw sequences into compact feature representations. The default implementation uses k-mer frequency vectors (4^k dimensions), capturing sequence composition at a fixed spatial resolution. This level determines the</w:t>
-      </w:r>
-      <w:r>
-        <w:t xml:space="preserve"> </w:t>
-      </w:r>
-      <w:r>
-        <w:rPr>
-          <w:i/>
-          <w:iCs/>
-        </w:rPr>
-        <w:t xml:space="preserve">information ceiling</w:t>
-      </w:r>
-      <w:r>
-        <w:t xml:space="preserve"> </w:t>
-      </w:r>
-      <w:r>
-        <w:t xml:space="preserve">for all subsequent levels.</w:t>
+        <w:t xml:space="preserve">Different phylogenetic questions require different information resolution.</w:t>
+      </w:r>
+      <w:r>
+        <w:t xml:space="preserve"> </w:t>
+      </w:r>
+      <w:r>
+        <w:t xml:space="preserve">Resolving deep splits among distantly related taxa requires only coarse distance information; resolving recent divergences within a genus requires precise positional homology from alignment.</w:t>
       </w:r>
     </w:p>
     <w:p>
@@ -358,97 +359,23 @@
           <w:b/>
           <w:bCs/>
         </w:rPr>
-        <w:t xml:space="preserve">Level 1 — Global Distance Inference (O(n²))</w:t>
-      </w:r>
-      <w:r>
-        <w:t xml:space="preserve">: Compute pairwise distances from Level 0 features and construct a global tree via Neighbor-Joining (NJ). This level provides the</w:t>
-      </w:r>
-      <w:r>
-        <w:t xml:space="preserve"> </w:t>
-      </w:r>
-      <w:r>
-        <w:rPr>
-          <w:i/>
-          <w:iCs/>
-        </w:rPr>
-        <w:t xml:space="preserve">coarse topology</w:t>
-      </w:r>
-      <w:r>
-        <w:t xml:space="preserve"> </w:t>
-      </w:r>
-      <w:r>
-        <w:t xml:space="preserve">— which taxa cluster together — at minimal computational cost.</w:t>
-      </w:r>
-    </w:p>
-    <w:p>
-      <w:pPr>
-        <w:numPr>
-          <w:ilvl w:val="0"/>
-          <w:numId w:val="1003"/>
-        </w:numPr>
-      </w:pPr>
-      <w:r>
-        <w:rPr>
-          <w:b/>
-          <w:bCs/>
-        </w:rPr>
-        <w:t xml:space="preserve">Level 2 — Information-Aware Partitioning (O(n²) + classifier inference)</w:t>
-      </w:r>
-      <w:r>
-        <w:t xml:space="preserve">: Evaluate whether the global topology exhibits internal structure that would benefit from higher-resolution inference. A trained random forest classifier examines cluster-level features (distance dispersion, size, silhouette score) and decides whether to split a cluster into subproblems. This level is the</w:t>
-      </w:r>
-      <w:r>
-        <w:t xml:space="preserve"> </w:t>
-      </w:r>
-      <w:r>
-        <w:rPr>
-          <w:i/>
-          <w:iCs/>
-        </w:rPr>
-        <w:t xml:space="preserve">decision mechanism</w:t>
-      </w:r>
-      <w:r>
-        <w:t xml:space="preserve"> </w:t>
-      </w:r>
-      <w:r>
-        <w:t xml:space="preserve">— it determines when to escalate to alignment.</w:t>
-      </w:r>
-    </w:p>
-    <w:p>
-      <w:pPr>
-        <w:numPr>
-          <w:ilvl w:val="0"/>
-          <w:numId w:val="1003"/>
-        </w:numPr>
-      </w:pPr>
-      <w:r>
-        <w:rPr>
-          <w:b/>
-          <w:bCs/>
-        </w:rPr>
-        <w:t xml:space="preserve">Level 3 — High-Resolution Refinement (O(m²L²) per cluster, m≪n)</w:t>
-      </w:r>
-      <w:r>
-        <w:t xml:space="preserve"> </w:t>
-      </w:r>
-      <w:r>
-        <w:t xml:space="preserve">: For clusters flagged by Level 2, perform full MSA+ML inference using MAFFT [11] and FastTree2 [18]. This level provides</w:t>
-      </w:r>
-      <w:r>
-        <w:t xml:space="preserve"> </w:t>
-      </w:r>
-      <w:r>
-        <w:rPr>
-          <w:i/>
-          <w:iCs/>
-        </w:rPr>
-        <w:t xml:space="preserve">precise branch resolution</w:t>
-      </w:r>
-      <w:r>
-        <w:t xml:space="preserve"> </w:t>
-      </w:r>
-      <w:r>
-        <w:t xml:space="preserve">where the global distance tree is insufficient.</w:t>
+        <w:t xml:space="preserve">Information cost grows superlinearly with resolution.</w:t>
+      </w:r>
+      <w:r>
+        <w:t xml:space="preserve"> </w:t>
+      </w:r>
+      <w:r>
+        <w:t xml:space="preserve">Moving from k-mer frequencies (O(4^k) bits) to full positional alignment (O(L) bits per column per taxon) increases information content by orders of magnitude, but also increases computational cost by orders of magnitude. Matching resolution to need avoids wasting computation on questions that don’t require it.</w:t>
+      </w:r>
+    </w:p>
+    <w:bookmarkEnd w:id="12"/>
+    <w:bookmarkStart w:id="13" w:name="the-immi-framework"/>
+    <w:p>
+      <w:pPr>
+        <w:pStyle w:val="Heading3"/>
+      </w:pPr>
+      <w:r>
+        <w:t xml:space="preserve">The IMMI framework</w:t>
       </w:r>
     </w:p>
     <w:p>
@@ -456,25 +383,7 @@
         <w:pStyle w:val="FirstParagraph"/>
       </w:pPr>
       <w:r>
-        <w:t xml:space="preserve">The framework is general: each level can be implemented with alternative methods (different k-mer sizes, different distance metrics, different classifiers, different ML engines) without changing the architecture. The key invariant is the information gradient — each successive level adds information at the cost of additional computation, and the Level 2 classifier controls whether that cost is incurred.</w:t>
-      </w:r>
-    </w:p>
-    <w:bookmarkEnd w:id="13"/>
-    <w:bookmarkStart w:id="14" w:name="this-work"/>
-    <w:p>
-      <w:pPr>
-        <w:pStyle w:val="Heading3"/>
-      </w:pPr>
-      <w:r>
-        <w:t xml:space="preserve">This work</w:t>
-      </w:r>
-    </w:p>
-    <w:p>
-      <w:pPr>
-        <w:pStyle w:val="FirstParagraph"/>
-      </w:pPr>
-      <w:r>
-        <w:t xml:space="preserve">We implement the IMMI framework as Fusang: Tardigrade Edition and evaluate it through extensive benchmarks:</w:t>
+        <w:t xml:space="preserve">We formalize information-matched multi-level inference (IMMI) as a four-level architecture (Figure 1):</w:t>
       </w:r>
     </w:p>
     <w:p>
@@ -489,10 +398,26 @@
           <w:b/>
           <w:bCs/>
         </w:rPr>
-        <w:t xml:space="preserve">Level 0–1 validation</w:t>
-      </w:r>
-      <w:r>
-        <w:t xml:space="preserve">: 130-seed benchmark comparing k-mer→cosine→NJ against MSA+ML (FastTree2) at n=200 under indel-rich conditions, demonstrating statistical equivalence without alignment.</w:t>
+        <w:t xml:space="preserve">Level 0 — Feature Extraction (O(nL))</w:t>
+      </w:r>
+      <w:r>
+        <w:t xml:space="preserve">: Convert raw sequences into compact feature representations. The default implementation uses k-mer frequency vectors (4^k dimensions), capturing sequence composition at a fixed spatial resolution. This level determines the</w:t>
+      </w:r>
+      <w:r>
+        <w:t xml:space="preserve"> </w:t>
+      </w:r>
+      <w:r>
+        <w:rPr>
+          <w:i/>
+          <w:iCs/>
+        </w:rPr>
+        <w:t xml:space="preserve">information ceiling</w:t>
+      </w:r>
+      <w:r>
+        <w:t xml:space="preserve"> </w:t>
+      </w:r>
+      <w:r>
+        <w:t xml:space="preserve">for all subsequent levels.</w:t>
       </w:r>
     </w:p>
     <w:p>
@@ -507,10 +432,26 @@
           <w:b/>
           <w:bCs/>
         </w:rPr>
-        <w:t xml:space="preserve">Multi-k information fusion</w:t>
-      </w:r>
-      <w:r>
-        <w:t xml:space="preserve">: Ensemble of k-mer resolutions (k=5,7,9) provides significant improvement over single-resolution features (p=0.006, Cohen’s d=0.54).</w:t>
+        <w:t xml:space="preserve">Level 1 — Global Distance Inference (O(n²))</w:t>
+      </w:r>
+      <w:r>
+        <w:t xml:space="preserve">: Compute pairwise distances from Level 0 features and construct a global tree via Neighbor-Joining (NJ). This level provides the</w:t>
+      </w:r>
+      <w:r>
+        <w:t xml:space="preserve"> </w:t>
+      </w:r>
+      <w:r>
+        <w:rPr>
+          <w:i/>
+          <w:iCs/>
+        </w:rPr>
+        <w:t xml:space="preserve">coarse topology</w:t>
+      </w:r>
+      <w:r>
+        <w:t xml:space="preserve"> </w:t>
+      </w:r>
+      <w:r>
+        <w:t xml:space="preserve">— which taxa cluster together — at minimal computational cost.</w:t>
       </w:r>
     </w:p>
     <w:p>
@@ -525,10 +466,26 @@
           <w:b/>
           <w:bCs/>
         </w:rPr>
-        <w:t xml:space="preserve">Cross-domain generalization</w:t>
-      </w:r>
-      <w:r>
-        <w:t xml:space="preserve">: AFproject SwissTree protein benchmark (11 families) validates that k-mer frequency features transfer from simulated DNA to real protein phylogenetics.</w:t>
+        <w:t xml:space="preserve">Level 2 — Information-Aware Partitioning (O(n²) + classifier inference)</w:t>
+      </w:r>
+      <w:r>
+        <w:t xml:space="preserve">: Evaluate whether the global topology exhibits internal structure that would benefit from higher-resolution inference. A trained random forest classifier examines cluster-level features (distance dispersion, size, silhouette score) and decides whether to split a cluster into subproblems. This level is the</w:t>
+      </w:r>
+      <w:r>
+        <w:t xml:space="preserve"> </w:t>
+      </w:r>
+      <w:r>
+        <w:rPr>
+          <w:i/>
+          <w:iCs/>
+        </w:rPr>
+        <w:t xml:space="preserve">decision mechanism</w:t>
+      </w:r>
+      <w:r>
+        <w:t xml:space="preserve"> </w:t>
+      </w:r>
+      <w:r>
+        <w:t xml:space="preserve">— it determines when to escalate to alignment.</w:t>
       </w:r>
     </w:p>
     <w:p>
@@ -543,17 +500,134 @@
           <w:b/>
           <w:bCs/>
         </w:rPr>
-        <w:t xml:space="preserve">Level 2 classifier</w:t>
-      </w:r>
-      <w:r>
-        <w:t xml:space="preserve">: Random forest trained on 844 simulated datasets achieves 95.3% test accuracy in deciding whether to split clusters for further refinement.</w:t>
+        <w:t xml:space="preserve">Level 3 — High-Resolution Refinement (O(m²L²) per cluster, m≪n)</w:t>
+      </w:r>
+      <w:r>
+        <w:t xml:space="preserve"> </w:t>
+      </w:r>
+      <w:r>
+        <w:t xml:space="preserve">: For clusters flagged by Level 2, perform full MSA+ML inference using MAFFT [11] and FastTree2 [18]. This level provides</w:t>
+      </w:r>
+      <w:r>
+        <w:t xml:space="preserve"> </w:t>
+      </w:r>
+      <w:r>
+        <w:rPr>
+          <w:i/>
+          <w:iCs/>
+        </w:rPr>
+        <w:t xml:space="preserve">precise branch resolution</w:t>
+      </w:r>
+      <w:r>
+        <w:t xml:space="preserve"> </w:t>
+      </w:r>
+      <w:r>
+        <w:t xml:space="preserve">where the global distance tree is insufficient.</w:t>
+      </w:r>
+    </w:p>
+    <w:p>
+      <w:pPr>
+        <w:pStyle w:val="FirstParagraph"/>
+      </w:pPr>
+      <w:r>
+        <w:t xml:space="preserve">The framework is general: each level can be implemented with alternative methods (different k-mer sizes, different distance metrics, different classifiers, different ML engines) without changing the architecture. The key invariant is the information gradient — each successive level adds information at the cost of additional computation, and the Level 2 classifier controls whether that cost is incurred.</w:t>
+      </w:r>
+    </w:p>
+    <w:bookmarkEnd w:id="13"/>
+    <w:bookmarkStart w:id="14" w:name="this-work"/>
+    <w:p>
+      <w:pPr>
+        <w:pStyle w:val="Heading3"/>
+      </w:pPr>
+      <w:r>
+        <w:t xml:space="preserve">This work</w:t>
+      </w:r>
+    </w:p>
+    <w:p>
+      <w:pPr>
+        <w:pStyle w:val="FirstParagraph"/>
+      </w:pPr>
+      <w:r>
+        <w:t xml:space="preserve">We implement the IMMI framework as Fusang: Tardigrade Edition and evaluate it through extensive benchmarks:</w:t>
       </w:r>
     </w:p>
     <w:p>
       <w:pPr>
         <w:numPr>
           <w:ilvl w:val="0"/>
-          <w:numId w:val="1004"/>
+          <w:numId w:val="1005"/>
+        </w:numPr>
+      </w:pPr>
+      <w:r>
+        <w:rPr>
+          <w:b/>
+          <w:bCs/>
+        </w:rPr>
+        <w:t xml:space="preserve">Level 0–1 validation</w:t>
+      </w:r>
+      <w:r>
+        <w:t xml:space="preserve">: 130-seed benchmark comparing k-mer→cosine→NJ against MSA+ML (FastTree2) at n=200 under indel-rich conditions, demonstrating statistical equivalence without alignment.</w:t>
+      </w:r>
+    </w:p>
+    <w:p>
+      <w:pPr>
+        <w:numPr>
+          <w:ilvl w:val="0"/>
+          <w:numId w:val="1005"/>
+        </w:numPr>
+      </w:pPr>
+      <w:r>
+        <w:rPr>
+          <w:b/>
+          <w:bCs/>
+        </w:rPr>
+        <w:t xml:space="preserve">Multi-k information fusion</w:t>
+      </w:r>
+      <w:r>
+        <w:t xml:space="preserve">: Ensemble of k-mer resolutions (k=5,7,9) provides significant improvement over single-resolution features (p=0.006, Cohen’s d=0.54).</w:t>
+      </w:r>
+    </w:p>
+    <w:p>
+      <w:pPr>
+        <w:numPr>
+          <w:ilvl w:val="0"/>
+          <w:numId w:val="1005"/>
+        </w:numPr>
+      </w:pPr>
+      <w:r>
+        <w:rPr>
+          <w:b/>
+          <w:bCs/>
+        </w:rPr>
+        <w:t xml:space="preserve">Cross-domain generalization</w:t>
+      </w:r>
+      <w:r>
+        <w:t xml:space="preserve">: AFproject SwissTree protein benchmark (11 families) validates that k-mer frequency features transfer from simulated DNA to real protein phylogenetics.</w:t>
+      </w:r>
+    </w:p>
+    <w:p>
+      <w:pPr>
+        <w:numPr>
+          <w:ilvl w:val="0"/>
+          <w:numId w:val="1005"/>
+        </w:numPr>
+      </w:pPr>
+      <w:r>
+        <w:rPr>
+          <w:b/>
+          <w:bCs/>
+        </w:rPr>
+        <w:t xml:space="preserve">Level 2 classifier</w:t>
+      </w:r>
+      <w:r>
+        <w:t xml:space="preserve">: Random forest trained on 844 simulated datasets achieves 95.3% test accuracy in deciding whether to split clusters for further refinement.</w:t>
+      </w:r>
+    </w:p>
+    <w:p>
+      <w:pPr>
+        <w:numPr>
+          <w:ilvl w:val="0"/>
+          <w:numId w:val="1005"/>
         </w:numPr>
       </w:pPr>
       <w:r>
@@ -1152,7 +1226,7 @@
       <w:pPr>
         <w:numPr>
           <w:ilvl w:val="0"/>
-          <w:numId w:val="1005"/>
+          <w:numId w:val="1006"/>
         </w:numPr>
       </w:pPr>
       <w:r>
@@ -1186,214 +1260,6 @@
     </w:p>
     <w:p>
       <w:pPr>
-        <w:numPr>
-          <w:ilvl w:val="0"/>
-          <w:numId w:val="1005"/>
-        </w:numPr>
-      </w:pPr>
-      <w:r>
-        <w:rPr>
-          <w:b/>
-          <w:bCs/>
-        </w:rPr>
-        <w:t xml:space="preserve">FastTree2 ML inference</w:t>
-      </w:r>
-      <w:r>
-        <w:t xml:space="preserve"> </w:t>
-      </w:r>
-      <w:r>
-        <w:t xml:space="preserve">[18]: The alignment is processed with FastTree2 under the GTR+CAT model, providing approximate maximum-likelihood topology and branch lengths.</w:t>
-      </w:r>
-    </w:p>
-    <w:p>
-      <w:pPr>
-        <w:numPr>
-          <w:ilvl w:val="0"/>
-          <w:numId w:val="1005"/>
-        </w:numPr>
-      </w:pPr>
-      <w:r>
-        <w:rPr>
-          <w:b/>
-          <w:bCs/>
-        </w:rPr>
-        <w:t xml:space="preserve">Subtree integration</w:t>
-      </w:r>
-      <w:r>
-        <w:t xml:space="preserve">: The ML subtree replaces the corresponding NJ subtree in the global tree. If multiple clusters are refined independently, subtrees are grafted onto the NJ backbone at their respective attachment points (identified by shared representative taxa).</w:t>
-      </w:r>
-    </w:p>
-    <w:p>
-      <w:pPr>
-        <w:pStyle w:val="FirstParagraph"/>
-      </w:pPr>
-      <w:r>
-        <w:t xml:space="preserve">The</w:t>
-      </w:r>
-      <w:r>
-        <w:t xml:space="preserve"> </w:t>
-      </w:r>
-      <w:r>
-        <w:rPr>
-          <w:b/>
-          <w:bCs/>
-        </w:rPr>
-        <w:t xml:space="preserve">information gain</w:t>
-      </w:r>
-      <w:r>
-        <w:t xml:space="preserve"> </w:t>
-      </w:r>
-      <w:r>
-        <w:t xml:space="preserve">at Level 3 is substantial: full positional alignment provides column-by-column homology information that k-mer frequencies discard. The</w:t>
-      </w:r>
-      <w:r>
-        <w:t xml:space="preserve"> </w:t>
-      </w:r>
-      <w:r>
-        <w:rPr>
-          <w:b/>
-          <w:bCs/>
-        </w:rPr>
-        <w:t xml:space="preserve">computational cost</w:t>
-      </w:r>
-      <w:r>
-        <w:t xml:space="preserve"> </w:t>
-      </w:r>
-      <w:r>
-        <w:t xml:space="preserve">is also substantial: O(m²L²) for MAFFT alignment and additional tree search costs. The Level 2 classifier ensures this cost is incurred only when it measurably improves topology.</w:t>
-      </w:r>
-    </w:p>
-    <w:bookmarkEnd w:id="19"/>
-    <w:bookmarkEnd w:id="20"/>
-    <w:bookmarkStart w:id="21" w:name="adaptive-pipeline-selection"/>
-    <w:p>
-      <w:pPr>
-        <w:pStyle w:val="Heading3"/>
-      </w:pPr>
-      <w:r>
-        <w:t xml:space="preserve">Adaptive pipeline selection</w:t>
-      </w:r>
-    </w:p>
-    <w:p>
-      <w:pPr>
-        <w:pStyle w:val="FirstParagraph"/>
-      </w:pPr>
-      <w:r>
-        <w:t xml:space="preserve">For small datasets (n≤500), pairwise distance computation and NJ tree building are fast enough that the full IMMI pipeline (including Level 2 classification) adds minimal overhead. The framework therefore defaults to the Level 0–1 simplified pipeline (k-mer→cosine→NJ) for n≤500, with Level 2–3 refinement available as an optional flag. For n&gt;500, Level 2 classification is automatically activated.</w:t>
-      </w:r>
-    </w:p>
-    <w:bookmarkEnd w:id="21"/>
-    <w:bookmarkStart w:id="22" w:name="implementation"/>
-    <w:p>
-      <w:pPr>
-        <w:pStyle w:val="Heading3"/>
-      </w:pPr>
-      <w:r>
-        <w:t xml:space="preserve">Implementation</w:t>
-      </w:r>
-    </w:p>
-    <w:p>
-      <w:pPr>
-        <w:pStyle w:val="FirstParagraph"/>
-      </w:pPr>
-      <w:r>
-        <w:t xml:space="preserve">Fusang: Tardigrade Edition is implemented in Python 3.9+ with dependencies on NumPy, SciPy, Biopython, and scikit-learn. FastME v2.1.6.4 [13] is bundled as a pre-compiled Windows x86-64 binary. MAFFT v7 and FastTree2 v2.2.0 are required for Level 3 refinement and must be installed separately.</w:t>
-      </w:r>
-    </w:p>
-    <w:p>
-      <w:pPr>
-        <w:pStyle w:val="BodyText"/>
-      </w:pPr>
-      <w:r>
-        <w:rPr>
-          <w:b/>
-          <w:bCs/>
-        </w:rPr>
-        <w:t xml:space="preserve">FastME integration.</w:t>
-      </w:r>
-      <w:r>
-        <w:t xml:space="preserve"> </w:t>
-      </w:r>
-      <w:r>
-        <w:t xml:space="preserve">FastME is discovered via a priority cascade: (1) bundled Windows binary, (2) system PATH, (3) project directory. On n=200 taxa, FastME provides a 3.5× speedup over pure Python NJ (1.3s vs 4.6s); at n=1000, the speedup is 28.8× (4.8s vs 139s).</w:t>
-      </w:r>
-    </w:p>
-    <w:p>
-      <w:pPr>
-        <w:pStyle w:val="BodyText"/>
-      </w:pPr>
-      <w:r>
-        <w:rPr>
-          <w:b/>
-          <w:bCs/>
-        </w:rPr>
-        <w:t xml:space="preserve">Web server.</w:t>
-      </w:r>
-      <w:r>
-        <w:t xml:space="preserve"> </w:t>
-      </w:r>
-      <w:r>
-        <w:t xml:space="preserve">A Flask-based web interface accepts FASTA uploads, runs the IMMI pipeline, and returns interactive D3.js tree visualizations with export options (Newick, SVG, PNG). Asynchronous job processing via Celery+Redis handles large datasets (n&gt;500) without blocking the web interface.</w:t>
-      </w:r>
-    </w:p>
-    <w:bookmarkEnd w:id="22"/>
-    <w:bookmarkStart w:id="27" w:name="benchmark-design"/>
-    <w:p>
-      <w:pPr>
-        <w:pStyle w:val="Heading3"/>
-      </w:pPr>
-      <w:r>
-        <w:t xml:space="preserve">Benchmark design</w:t>
-      </w:r>
-    </w:p>
-    <w:bookmarkStart w:id="23" w:name="simulated-data"/>
-    <w:p>
-      <w:pPr>
-        <w:pStyle w:val="Heading4"/>
-      </w:pPr>
-      <w:r>
-        <w:t xml:space="preserve">Simulated data</w:t>
-      </w:r>
-    </w:p>
-    <w:p>
-      <w:pPr>
-        <w:pStyle w:val="FirstParagraph"/>
-      </w:pPr>
-      <w:r>
-        <w:t xml:space="preserve">Sequences were generated using INDELible [5] under GTR+Γ (α=1.0, 4 rate categories) with birth-death tree priors. Sequence length L=500 bp, substitution rate μ=0.05, dataset sizes n=20–10,000. Indels were simulated alongside substitutions: Poisson-distributed indel count per branch, geometric indel length distribution (mean=3 bp), indel rates 0.005–0.05. Multi-seed benchmarks used 130 seeds (100–229) for n=200 indel data and 30 seeds for n=500 and n=1000.</w:t>
-      </w:r>
-    </w:p>
-    <w:bookmarkEnd w:id="23"/>
-    <w:bookmarkStart w:id="24" w:name="statistical-framework"/>
-    <w:p>
-      <w:pPr>
-        <w:pStyle w:val="Heading4"/>
-      </w:pPr>
-      <w:r>
-        <w:t xml:space="preserve">Statistical framework</w:t>
-      </w:r>
-    </w:p>
-    <w:p>
-      <w:pPr>
-        <w:pStyle w:val="FirstParagraph"/>
-      </w:pPr>
-      <w:r>
-        <w:t xml:space="preserve">For multi-seed benchmarks, we report: mean ± standard deviation of normalized Robinson-Foulds distance (nRF), Wilcoxon signed-rank test p-values (paired per-seed), Cohen’s d effect size with 95% bootstrap confidence intervals, and Bonferroni correction for multiple comparisons across 5 ground-truth datasets (adjusted α=0.01). nRF is defined as nRF = (FP + FN) / (2n − 6), where FP and FN are false positive and false negative bipartition counts. Seeds with nRF &gt; 0.3 for either method are excluded as catastrophic inference failures.</w:t>
-      </w:r>
-    </w:p>
-    <w:bookmarkEnd w:id="24"/>
-    <w:bookmarkStart w:id="25" w:name="comparison-methods"/>
-    <w:p>
-      <w:pPr>
-        <w:pStyle w:val="Heading4"/>
-      </w:pPr>
-      <w:r>
-        <w:t xml:space="preserve">Comparison methods</w:t>
-      </w:r>
-    </w:p>
-    <w:p>
-      <w:pPr>
-        <w:pStyle w:val="Compact"/>
         <w:numPr>
           <w:ilvl w:val="0"/>
           <w:numId w:val="1006"/>
@@ -1404,18 +1270,17 @@
           <w:b/>
           <w:bCs/>
         </w:rPr>
-        <w:t xml:space="preserve">IMMI / Fusang</w:t>
-      </w:r>
-      <w:r>
-        <w:t xml:space="preserve"> </w:t>
-      </w:r>
-      <w:r>
-        <w:t xml:space="preserve">(this work): Four-level framework, Level 0–1 default</w:t>
-      </w:r>
-    </w:p>
-    <w:p>
-      <w:pPr>
-        <w:pStyle w:val="Compact"/>
+        <w:t xml:space="preserve">FastTree2 ML inference</w:t>
+      </w:r>
+      <w:r>
+        <w:t xml:space="preserve"> </w:t>
+      </w:r>
+      <w:r>
+        <w:t xml:space="preserve">[18]: The alignment is processed with FastTree2 under the GTR+CAT model, providing approximate maximum-likelihood topology and branch lengths.</w:t>
+      </w:r>
+    </w:p>
+    <w:p>
+      <w:pPr>
         <w:numPr>
           <w:ilvl w:val="0"/>
           <w:numId w:val="1006"/>
@@ -1426,13 +1291,178 @@
           <w:b/>
           <w:bCs/>
         </w:rPr>
-        <w:t xml:space="preserve">FastTree2 v2.2.0</w:t>
-      </w:r>
-      <w:r>
-        <w:t xml:space="preserve"> </w:t>
-      </w:r>
-      <w:r>
-        <w:t xml:space="preserve">[18]: MAFFT alignment + GTR+CAT ML approximation</w:t>
+        <w:t xml:space="preserve">Subtree integration</w:t>
+      </w:r>
+      <w:r>
+        <w:t xml:space="preserve">: The ML subtree replaces the corresponding NJ subtree in the global tree. If multiple clusters are refined independently, subtrees are grafted onto the NJ backbone at their respective attachment points (identified by shared representative taxa).</w:t>
+      </w:r>
+    </w:p>
+    <w:p>
+      <w:pPr>
+        <w:pStyle w:val="FirstParagraph"/>
+      </w:pPr>
+      <w:r>
+        <w:t xml:space="preserve">The</w:t>
+      </w:r>
+      <w:r>
+        <w:t xml:space="preserve"> </w:t>
+      </w:r>
+      <w:r>
+        <w:rPr>
+          <w:b/>
+          <w:bCs/>
+        </w:rPr>
+        <w:t xml:space="preserve">information gain</w:t>
+      </w:r>
+      <w:r>
+        <w:t xml:space="preserve"> </w:t>
+      </w:r>
+      <w:r>
+        <w:t xml:space="preserve">at Level 3 is substantial: full positional alignment provides column-by-column homology information that k-mer frequencies discard. The</w:t>
+      </w:r>
+      <w:r>
+        <w:t xml:space="preserve"> </w:t>
+      </w:r>
+      <w:r>
+        <w:rPr>
+          <w:b/>
+          <w:bCs/>
+        </w:rPr>
+        <w:t xml:space="preserve">computational cost</w:t>
+      </w:r>
+      <w:r>
+        <w:t xml:space="preserve"> </w:t>
+      </w:r>
+      <w:r>
+        <w:t xml:space="preserve">is also substantial: O(m²L²) for MAFFT alignment and additional tree search costs. The Level 2 classifier ensures this cost is incurred only when it measurably improves topology.</w:t>
+      </w:r>
+    </w:p>
+    <w:bookmarkEnd w:id="19"/>
+    <w:bookmarkEnd w:id="20"/>
+    <w:bookmarkStart w:id="21" w:name="adaptive-pipeline-selection"/>
+    <w:p>
+      <w:pPr>
+        <w:pStyle w:val="Heading3"/>
+      </w:pPr>
+      <w:r>
+        <w:t xml:space="preserve">Adaptive pipeline selection</w:t>
+      </w:r>
+    </w:p>
+    <w:p>
+      <w:pPr>
+        <w:pStyle w:val="FirstParagraph"/>
+      </w:pPr>
+      <w:r>
+        <w:t xml:space="preserve">For small datasets (n≤500), pairwise distance computation and NJ tree building are fast enough that the full IMMI pipeline (including Level 2 classification) adds minimal overhead. The framework therefore defaults to the Level 0–1 simplified pipeline (k-mer→cosine→NJ) for n≤500, with Level 2–3 refinement available as an optional flag. For n&gt;500, Level 2 classification is automatically activated.</w:t>
+      </w:r>
+    </w:p>
+    <w:bookmarkEnd w:id="21"/>
+    <w:bookmarkStart w:id="22" w:name="implementation"/>
+    <w:p>
+      <w:pPr>
+        <w:pStyle w:val="Heading3"/>
+      </w:pPr>
+      <w:r>
+        <w:t xml:space="preserve">Implementation</w:t>
+      </w:r>
+    </w:p>
+    <w:p>
+      <w:pPr>
+        <w:pStyle w:val="FirstParagraph"/>
+      </w:pPr>
+      <w:r>
+        <w:t xml:space="preserve">Fusang: Tardigrade Edition is implemented in Python 3.9+ with dependencies on NumPy, SciPy, Biopython, and scikit-learn. FastME v2.1.6.4 [13] is bundled as a pre-compiled Windows x86-64 binary. MAFFT v7 and FastTree2 v2.2.0 are required for Level 3 refinement and must be installed separately.</w:t>
+      </w:r>
+    </w:p>
+    <w:p>
+      <w:pPr>
+        <w:pStyle w:val="BodyText"/>
+      </w:pPr>
+      <w:r>
+        <w:rPr>
+          <w:b/>
+          <w:bCs/>
+        </w:rPr>
+        <w:t xml:space="preserve">FastME integration.</w:t>
+      </w:r>
+      <w:r>
+        <w:t xml:space="preserve"> </w:t>
+      </w:r>
+      <w:r>
+        <w:t xml:space="preserve">FastME is discovered via a priority cascade: (1) bundled Windows binary, (2) system PATH, (3) project directory. On n=200 taxa, FastME provides a 3.5× speedup over pure Python NJ (1.3s vs 4.6s); at n=1000, the speedup is 28.8× (4.8s vs 139s).</w:t>
+      </w:r>
+    </w:p>
+    <w:p>
+      <w:pPr>
+        <w:pStyle w:val="BodyText"/>
+      </w:pPr>
+      <w:r>
+        <w:rPr>
+          <w:b/>
+          <w:bCs/>
+        </w:rPr>
+        <w:t xml:space="preserve">Web server.</w:t>
+      </w:r>
+      <w:r>
+        <w:t xml:space="preserve"> </w:t>
+      </w:r>
+      <w:r>
+        <w:t xml:space="preserve">A Flask-based web interface accepts FASTA uploads, runs the IMMI pipeline, and returns interactive D3.js tree visualizations with export options (Newick, SVG, PNG). Asynchronous job processing via Celery+Redis handles large datasets (n&gt;500) without blocking the web interface.</w:t>
+      </w:r>
+    </w:p>
+    <w:bookmarkEnd w:id="22"/>
+    <w:bookmarkStart w:id="27" w:name="benchmark-design"/>
+    <w:p>
+      <w:pPr>
+        <w:pStyle w:val="Heading3"/>
+      </w:pPr>
+      <w:r>
+        <w:t xml:space="preserve">Benchmark design</w:t>
+      </w:r>
+    </w:p>
+    <w:bookmarkStart w:id="23" w:name="simulated-data"/>
+    <w:p>
+      <w:pPr>
+        <w:pStyle w:val="Heading4"/>
+      </w:pPr>
+      <w:r>
+        <w:t xml:space="preserve">Simulated data</w:t>
+      </w:r>
+    </w:p>
+    <w:p>
+      <w:pPr>
+        <w:pStyle w:val="FirstParagraph"/>
+      </w:pPr>
+      <w:r>
+        <w:t xml:space="preserve">Sequences were generated using INDELible [5] under GTR+Γ (α=1.0, 4 rate categories) with birth-death tree priors. Sequence length L=500 bp, substitution rate μ=0.05, dataset sizes n=20–10,000. Indels were simulated alongside substitutions: Poisson-distributed indel count per branch, geometric indel length distribution (mean=3 bp), indel rates 0.005–0.05. Multi-seed benchmarks used 130 seeds (100–229) for n=200 indel data and 30 seeds for n=500 and n=1000.</w:t>
+      </w:r>
+    </w:p>
+    <w:bookmarkEnd w:id="23"/>
+    <w:bookmarkStart w:id="24" w:name="statistical-framework"/>
+    <w:p>
+      <w:pPr>
+        <w:pStyle w:val="Heading4"/>
+      </w:pPr>
+      <w:r>
+        <w:t xml:space="preserve">Statistical framework</w:t>
+      </w:r>
+    </w:p>
+    <w:p>
+      <w:pPr>
+        <w:pStyle w:val="FirstParagraph"/>
+      </w:pPr>
+      <w:r>
+        <w:t xml:space="preserve">For multi-seed benchmarks, we report: mean ± standard deviation of normalized Robinson-Foulds distance (nRF), Wilcoxon signed-rank test p-values (paired per-seed), Cohen’s d effect size with 95% bootstrap confidence intervals, and Bonferroni correction for multiple comparisons across 5 ground-truth datasets (adjusted α=0.01). nRF is defined as nRF = (FP + FN) / (2n − 6), where FP and FN are false positive and false negative bipartition counts. Seeds with nRF &gt; 0.3 for either method are excluded as catastrophic inference failures.</w:t>
+      </w:r>
+    </w:p>
+    <w:bookmarkEnd w:id="24"/>
+    <w:bookmarkStart w:id="25" w:name="comparison-methods"/>
+    <w:p>
+      <w:pPr>
+        <w:pStyle w:val="Heading4"/>
+      </w:pPr>
+      <w:r>
+        <w:t xml:space="preserve">Comparison methods</w:t>
       </w:r>
     </w:p>
     <w:p>
@@ -1440,7 +1470,7 @@
         <w:pStyle w:val="Compact"/>
         <w:numPr>
           <w:ilvl w:val="0"/>
-          <w:numId w:val="1006"/>
+          <w:numId w:val="1007"/>
         </w:numPr>
       </w:pPr>
       <w:r>
@@ -1448,13 +1478,13 @@
           <w:b/>
           <w:bCs/>
         </w:rPr>
-        <w:t xml:space="preserve">RAxML-NG v1.2.0</w:t>
-      </w:r>
-      <w:r>
-        <w:t xml:space="preserve"> </w:t>
-      </w:r>
-      <w:r>
-        <w:t xml:space="preserve">[12]: MAFFT alignment + GTR+Γ ML search</w:t>
+        <w:t xml:space="preserve">IMMI / Fusang</w:t>
+      </w:r>
+      <w:r>
+        <w:t xml:space="preserve"> </w:t>
+      </w:r>
+      <w:r>
+        <w:t xml:space="preserve">(this work): Four-level framework, Level 0–1 default</w:t>
       </w:r>
     </w:p>
     <w:p>
@@ -1462,7 +1492,7 @@
         <w:pStyle w:val="Compact"/>
         <w:numPr>
           <w:ilvl w:val="0"/>
-          <w:numId w:val="1006"/>
+          <w:numId w:val="1007"/>
         </w:numPr>
       </w:pPr>
       <w:r>
@@ -1470,13 +1500,13 @@
           <w:b/>
           <w:bCs/>
         </w:rPr>
-        <w:t xml:space="preserve">IQ-TREE2 v2.4.0</w:t>
-      </w:r>
-      <w:r>
-        <w:t xml:space="preserve"> </w:t>
-      </w:r>
-      <w:r>
-        <w:t xml:space="preserve">[17]: MAFFT alignment + GTR ML (fixed model)</w:t>
+        <w:t xml:space="preserve">FastTree2 v2.2.0</w:t>
+      </w:r>
+      <w:r>
+        <w:t xml:space="preserve"> </w:t>
+      </w:r>
+      <w:r>
+        <w:t xml:space="preserve">[18]: MAFFT alignment + GTR+CAT ML approximation</w:t>
       </w:r>
     </w:p>
     <w:p>
@@ -1484,7 +1514,7 @@
         <w:pStyle w:val="Compact"/>
         <w:numPr>
           <w:ilvl w:val="0"/>
-          <w:numId w:val="1006"/>
+          <w:numId w:val="1007"/>
         </w:numPr>
       </w:pPr>
       <w:r>
@@ -1492,13 +1522,13 @@
           <w:b/>
           <w:bCs/>
         </w:rPr>
-        <w:t xml:space="preserve">Co-phylog</w:t>
-      </w:r>
-      <w:r>
-        <w:t xml:space="preserve"> </w:t>
-      </w:r>
-      <w:r>
-        <w:t xml:space="preserve">[25]: k-mer frequency + covariance matrix eigenvalues (context-matching)</w:t>
+        <w:t xml:space="preserve">RAxML-NG v1.2.0</w:t>
+      </w:r>
+      <w:r>
+        <w:t xml:space="preserve"> </w:t>
+      </w:r>
+      <w:r>
+        <w:t xml:space="preserve">[12]: MAFFT alignment + GTR+Γ ML search</w:t>
       </w:r>
     </w:p>
     <w:p>
@@ -1506,7 +1536,7 @@
         <w:pStyle w:val="Compact"/>
         <w:numPr>
           <w:ilvl w:val="0"/>
-          <w:numId w:val="1006"/>
+          <w:numId w:val="1007"/>
         </w:numPr>
       </w:pPr>
       <w:r>
@@ -1514,10 +1544,13 @@
           <w:b/>
           <w:bCs/>
         </w:rPr>
-        <w:t xml:space="preserve">KmerCosine</w:t>
-      </w:r>
-      <w:r>
-        <w:t xml:space="preserve">: Contiguous k-mer cosine distance + NJ (ablation control for IMMI Level 0)</w:t>
+        <w:t xml:space="preserve">IQ-TREE2 v2.4.0</w:t>
+      </w:r>
+      <w:r>
+        <w:t xml:space="preserve"> </w:t>
+      </w:r>
+      <w:r>
+        <w:t xml:space="preserve">[17]: MAFFT alignment + GTR ML (fixed model)</w:t>
       </w:r>
     </w:p>
     <w:p>
@@ -1525,7 +1558,48 @@
         <w:pStyle w:val="Compact"/>
         <w:numPr>
           <w:ilvl w:val="0"/>
-          <w:numId w:val="1006"/>
+          <w:numId w:val="1007"/>
+        </w:numPr>
+      </w:pPr>
+      <w:r>
+        <w:rPr>
+          <w:b/>
+          <w:bCs/>
+        </w:rPr>
+        <w:t xml:space="preserve">Co-phylog</w:t>
+      </w:r>
+      <w:r>
+        <w:t xml:space="preserve"> </w:t>
+      </w:r>
+      <w:r>
+        <w:t xml:space="preserve">[25]: k-mer frequency + covariance matrix eigenvalues (context-matching)</w:t>
+      </w:r>
+    </w:p>
+    <w:p>
+      <w:pPr>
+        <w:pStyle w:val="Compact"/>
+        <w:numPr>
+          <w:ilvl w:val="0"/>
+          <w:numId w:val="1007"/>
+        </w:numPr>
+      </w:pPr>
+      <w:r>
+        <w:rPr>
+          <w:b/>
+          <w:bCs/>
+        </w:rPr>
+        <w:t xml:space="preserve">KmerCosine</w:t>
+      </w:r>
+      <w:r>
+        <w:t xml:space="preserve">: Contiguous k-mer cosine distance + NJ (ablation control for IMMI Level 0)</w:t>
+      </w:r>
+    </w:p>
+    <w:p>
+      <w:pPr>
+        <w:pStyle w:val="Compact"/>
+        <w:numPr>
+          <w:ilvl w:val="0"/>
+          <w:numId w:val="1007"/>
         </w:numPr>
       </w:pPr>
       <w:r>
@@ -4403,7 +4477,7 @@
       <w:pPr>
         <w:numPr>
           <w:ilvl w:val="0"/>
-          <w:numId w:val="1007"/>
+          <w:numId w:val="1008"/>
         </w:numPr>
       </w:pPr>
       <w:r>
@@ -4415,60 +4489,6 @@
       </w:r>
       <w:r>
         <w:t xml:space="preserve">: Different clusters receive different inference resolution. Closely related taxa within a genus may benefit from MSA+ML (Level 3), while the backbone topology connecting divergent phyla is adequately captured by k-mer distances (Level 1).</w:t>
-      </w:r>
-    </w:p>
-    <w:p>
-      <w:pPr>
-        <w:numPr>
-          <w:ilvl w:val="0"/>
-          <w:numId w:val="1007"/>
-        </w:numPr>
-      </w:pPr>
-      <w:r>
-        <w:rPr>
-          <w:b/>
-          <w:bCs/>
-        </w:rPr>
-        <w:t xml:space="preserve">Across datasets</w:t>
-      </w:r>
-      <w:r>
-        <w:t xml:space="preserve">: Small datasets (n≤500) can skip L2–3 entirely because L0–1 is competitive with MSA+ML. Large datasets (n&gt;500) activate L2 classification, which selectively escalates clusters where MSA+ML provides measurable improvement.</w:t>
-      </w:r>
-    </w:p>
-    <w:p>
-      <w:pPr>
-        <w:numPr>
-          <w:ilvl w:val="0"/>
-          <w:numId w:val="1007"/>
-        </w:numPr>
-      </w:pPr>
-      <w:r>
-        <w:rPr>
-          <w:b/>
-          <w:bCs/>
-        </w:rPr>
-        <w:t xml:space="preserve">Across methods</w:t>
-      </w:r>
-      <w:r>
-        <w:t xml:space="preserve">: The framework is method-agnostic. Any feature extractor can occupy Level 0 (learned embeddings, minimizer sketches, spaced-word frequencies). Any distance metric can occupy Level 1 (cosine, JSD, Euclidean). Any classifier can occupy Level 2 (random forest, gradient boosting, neural network). Any MSA+ML engine can occupy Level 3 (MAFFT+FastTree2, Clustal+IQ-TREE, MUSCLE+RAxML).</w:t>
-      </w:r>
-    </w:p>
-    <w:bookmarkEnd w:id="40"/>
-    <w:bookmarkStart w:id="41" w:name="relationship-to-existing-work"/>
-    <w:p>
-      <w:pPr>
-        <w:pStyle w:val="Heading3"/>
-      </w:pPr>
-      <w:r>
-        <w:t xml:space="preserve">Relationship to existing work</w:t>
-      </w:r>
-    </w:p>
-    <w:p>
-      <w:pPr>
-        <w:pStyle w:val="FirstParagraph"/>
-      </w:pPr>
-      <w:r>
-        <w:t xml:space="preserve">The IMMI framework builds on several established ideas while integrating them into a unified architecture:</w:t>
       </w:r>
     </w:p>
     <w:p>
@@ -4483,13 +4503,10 @@
           <w:b/>
           <w:bCs/>
         </w:rPr>
-        <w:t xml:space="preserve">Disk-covering methods (DCM)</w:t>
-      </w:r>
-      <w:r>
-        <w:t xml:space="preserve"> </w:t>
-      </w:r>
-      <w:r>
-        <w:t xml:space="preserve">[10,20]: IMMI’s Level 2 extends DCM by replacing heuristic clustering thresholds with a learned classifier, making the splitting decision data-driven rather than parameter-driven.</w:t>
+        <w:t xml:space="preserve">Across datasets</w:t>
+      </w:r>
+      <w:r>
+        <w:t xml:space="preserve">: Small datasets (n≤500) can skip L2–3 entirely because L0–1 is competitive with MSA+ML. Large datasets (n&gt;500) activate L2 classification, which selectively escalates clusters where MSA+ML provides measurable improvement.</w:t>
       </w:r>
     </w:p>
     <w:p>
@@ -4504,74 +4521,20 @@
           <w:b/>
           <w:bCs/>
         </w:rPr>
-        <w:t xml:space="preserve">Alignment-free phylogenetics</w:t>
-      </w:r>
-      <w:r>
-        <w:t xml:space="preserve"> </w:t>
-      </w:r>
-      <w:r>
-        <w:t xml:space="preserve">[19,22]: IMMI’s Level 0–1 incorporates alignment-free distance computation but does not require all inference to remain alignment-free. The framework embraces alignment where it helps.</w:t>
-      </w:r>
-    </w:p>
-    <w:p>
-      <w:pPr>
-        <w:numPr>
-          <w:ilvl w:val="0"/>
-          <w:numId w:val="1008"/>
-        </w:numPr>
-      </w:pPr>
-      <w:r>
-        <w:rPr>
-          <w:b/>
-          <w:bCs/>
-        </w:rPr>
-        <w:t xml:space="preserve">Evolutionary placement algorithms (EPA)</w:t>
-      </w:r>
-      <w:r>
-        <w:t xml:space="preserve"> </w:t>
-      </w:r>
-      <w:r>
-        <w:t xml:space="preserve">[2]: EPA’s</w:t>
-      </w:r>
-      <w:r>
-        <w:t xml:space="preserve"> </w:t>
-      </w:r>
-      <w:r>
-        <w:t xml:space="preserve">“place reads on a reference tree”</w:t>
-      </w:r>
-      <w:r>
-        <w:t xml:space="preserve"> </w:t>
-      </w:r>
-      <w:r>
-        <w:t xml:space="preserve">paradigm is inverted in IMMI: the backbone is built from representatives, and full subtrees (not individual reads) are grafted.</w:t>
-      </w:r>
-    </w:p>
-    <w:p>
-      <w:pPr>
-        <w:numPr>
-          <w:ilvl w:val="0"/>
-          <w:numId w:val="1008"/>
-        </w:numPr>
-      </w:pPr>
-      <w:r>
-        <w:rPr>
-          <w:b/>
-          <w:bCs/>
-        </w:rPr>
-        <w:t xml:space="preserve">Ensemble methods</w:t>
-      </w:r>
-      <w:r>
-        <w:t xml:space="preserve">: The multi-k distance ensemble (Table 3) demonstrates that information fusion at Level 0 improves downstream inference, analogous to ensemble learning in machine learning.</w:t>
-      </w:r>
-    </w:p>
-    <w:bookmarkEnd w:id="41"/>
-    <w:bookmarkStart w:id="42" w:name="X3f413b07fe69528121aed496b9bf48051dbedf9"/>
+        <w:t xml:space="preserve">Across methods</w:t>
+      </w:r>
+      <w:r>
+        <w:t xml:space="preserve">: The framework is method-agnostic. Any feature extractor can occupy Level 0 (learned embeddings, minimizer sketches, spaced-word frequencies). Any distance metric can occupy Level 1 (cosine, JSD, Euclidean). Any classifier can occupy Level 2 (random forest, gradient boosting, neural network). Any MSA+ML engine can occupy Level 3 (MAFFT+FastTree2, Clustal+IQ-TREE, MUSCLE+RAxML).</w:t>
+      </w:r>
+    </w:p>
+    <w:bookmarkEnd w:id="40"/>
+    <w:bookmarkStart w:id="41" w:name="relationship-to-existing-work"/>
     <w:p>
       <w:pPr>
         <w:pStyle w:val="Heading3"/>
       </w:pPr>
       <w:r>
-        <w:t xml:space="preserve">Why the IMMI framework succeeds where simpler approaches fail</w:t>
+        <w:t xml:space="preserve">Relationship to existing work</w:t>
       </w:r>
     </w:p>
     <w:p>
@@ -4579,203 +4542,7 @@
         <w:pStyle w:val="FirstParagraph"/>
       </w:pPr>
       <w:r>
-        <w:t xml:space="preserve">The framework’s success can be understood through an information-theoretic lens. At Level 0, k-mer frequencies provide O(4^k) bits of information per sequence — sufficient for coarse topology but insufficient for fine branch resolution. At Level 3, full positional alignment provides O(L) bits per column per taxon — orders of magnitude more information, but at correspondingly higher computational cost.</w:t>
-      </w:r>
-    </w:p>
-    <w:p>
-      <w:pPr>
-        <w:pStyle w:val="BodyText"/>
-      </w:pPr>
-      <w:r>
-        <w:t xml:space="preserve">The key insight is that</w:t>
-      </w:r>
-      <w:r>
-        <w:t xml:space="preserve"> </w:t>
-      </w:r>
-      <w:r>
-        <w:rPr>
-          <w:b/>
-          <w:bCs/>
-        </w:rPr>
-        <w:t xml:space="preserve">information quality matters more than information quantity</w:t>
-      </w:r>
-      <w:r>
-        <w:t xml:space="preserve"> </w:t>
-      </w:r>
-      <w:r>
-        <w:t xml:space="preserve">for many phylogenetic questions. Resolving whether two phyla are sister groups requires only coarse distance information, which k-mers provide. Resolving whether two species diverged 10M or 11M years ago requires precise branch lengths from aligned columns. The IMMI framework allocates information resolution where it matters, rather than applying the highest resolution uniformly.</w:t>
-      </w:r>
-    </w:p>
-    <w:bookmarkEnd w:id="42"/>
-    <w:bookmarkStart w:id="43" w:name="X85622849b79ec008430a3279da72115d73d712c"/>
-    <w:p>
-      <w:pPr>
-        <w:pStyle w:val="Heading3"/>
-      </w:pPr>
-      <w:r>
-        <w:t xml:space="preserve">The boundary classifier as a learned optimization</w:t>
-      </w:r>
-    </w:p>
-    <w:p>
-      <w:pPr>
-        <w:pStyle w:val="FirstParagraph"/>
-      </w:pPr>
-      <w:r>
-        <w:t xml:space="preserve">The Level 2 random forest classifier (95.3% accuracy, AUC 0.990) is, to our knowledge, the first application of supervised machine learning to the problem of</w:t>
-      </w:r>
-      <w:r>
-        <w:t xml:space="preserve"> </w:t>
-      </w:r>
-      <w:r>
-        <w:rPr>
-          <w:i/>
-          <w:iCs/>
-        </w:rPr>
-        <w:t xml:space="preserve">deciding when to apply MSA+ML</w:t>
-      </w:r>
-      <w:r>
-        <w:t xml:space="preserve"> </w:t>
-      </w:r>
-      <w:r>
-        <w:t xml:space="preserve">in phylogenetic inference. This meta-decision —</w:t>
-      </w:r>
-      <w:r>
-        <w:t xml:space="preserve"> </w:t>
-      </w:r>
-      <w:r>
-        <w:t xml:space="preserve">“is alignment worth it for this subset of my data?”</w:t>
-      </w:r>
-      <w:r>
-        <w:t xml:space="preserve"> </w:t>
-      </w:r>
-      <w:r>
-        <w:t xml:space="preserve">— is one that phylogenetic practitioners make implicitly and heuristically. The IMMI framework makes it explicit, data-driven, and automated.</w:t>
-      </w:r>
-    </w:p>
-    <w:p>
-      <w:pPr>
-        <w:pStyle w:val="BodyText"/>
-      </w:pPr>
-      <w:r>
-        <w:t xml:space="preserve">The classifier’s feature importance analysis (Supplementary Figure S8) provides an interpretable window into what makes alignment beneficial. Large, internally heterogeneous clusters benefit most from MSA+ML, consistent with the intuition that alignment resolves positional ambiguity that k-mer frequencies blur. Small, homogeneous clusters gain little from alignment because k-mer distances already capture their similarity structure.</w:t>
-      </w:r>
-    </w:p>
-    <w:bookmarkEnd w:id="43"/>
-    <w:bookmarkStart w:id="44" w:name="limitations-and-future-directions"/>
-    <w:p>
-      <w:pPr>
-        <w:pStyle w:val="Heading3"/>
-      </w:pPr>
-      <w:r>
-        <w:t xml:space="preserve">Limitations and future directions</w:t>
-      </w:r>
-    </w:p>
-    <w:p>
-      <w:pPr>
-        <w:pStyle w:val="FirstParagraph"/>
-      </w:pPr>
-      <w:r>
-        <w:rPr>
-          <w:b/>
-          <w:bCs/>
-        </w:rPr>
-        <w:t xml:space="preserve">L3 validation at scale.</w:t>
-      </w:r>
-      <w:r>
-        <w:t xml:space="preserve"> </w:t>
-      </w:r>
-      <w:r>
-        <w:t xml:space="preserve">The most significant limitation of this work is the incomplete validation of Level 3 at n≥500. While the L0–1 pipeline has been extensively benchmarked, and the L2 classifier has been validated on n=50–200 data, full end-to-end L0–1–2–3 validation at n=500+ requires hardware resources (≥64 GB RAM for MAFFT alignment of 500+ sequences) beyond our current benchmark environment. This is a practical limitation, not a conceptual one: the IMMI architecture is designed to scale, but the full pipeline’s accuracy at scale remains to be empirically demonstrated.</w:t>
-      </w:r>
-    </w:p>
-    <w:p>
-      <w:pPr>
-        <w:pStyle w:val="BodyText"/>
-      </w:pPr>
-      <w:r>
-        <w:rPr>
-          <w:b/>
-          <w:bCs/>
-        </w:rPr>
-        <w:t xml:space="preserve">Classifier domain shift.</w:t>
-      </w:r>
-      <w:r>
-        <w:t xml:space="preserve"> </w:t>
-      </w:r>
-      <w:r>
-        <w:t xml:space="preserve">The Level 2 classifier was trained on data with specific evolutionary parameters (substitution rates 0.01–0.05, indel rates 0.001–0.02). Performance on real biological data with different evolutionary regimes (e.g., highly conserved rRNA, rapidly evolving viral sequences) requires validation. The classifier may benefit from retraining on domain-specific data or from incorporating phylogenetic-aware features that generalize across evolutionary models.</w:t>
-      </w:r>
-    </w:p>
-    <w:p>
-      <w:pPr>
-        <w:pStyle w:val="BodyText"/>
-      </w:pPr>
-      <w:r>
-        <w:rPr>
-          <w:b/>
-          <w:bCs/>
-        </w:rPr>
-        <w:t xml:space="preserve">k-mer resolution bounds.</w:t>
-      </w:r>
-      <w:r>
-        <w:t xml:space="preserve"> </w:t>
-      </w:r>
-      <w:r>
-        <w:t xml:space="preserve">Level 0 currently uses fixed k (typically 5) and gap patterns. The multi-k ensemble (Table 3) demonstrates that fusing information across resolutions improves accuracy, but the optimal set of k values and fusion weights is not yet systematically explored. Adaptive k-mer selection — choosing different k values for different taxa or clusters based on sequence divergence — could further improve Level 0 information extraction.</w:t>
-      </w:r>
-    </w:p>
-    <w:p>
-      <w:pPr>
-        <w:pStyle w:val="BodyText"/>
-      </w:pPr>
-      <w:r>
-        <w:rPr>
-          <w:b/>
-          <w:bCs/>
-        </w:rPr>
-        <w:t xml:space="preserve">Protein-specific optimization.</w:t>
-      </w:r>
-      <w:r>
-        <w:t xml:space="preserve"> </w:t>
-      </w:r>
-      <w:r>
-        <w:t xml:space="preserve">The SwissTree benchmark (Table 5) demonstrates cross-domain generalization, but protein-specific optimizations (reduced amino acid alphabets, position-specific k-mer weighting, structural feature integration) could substantially improve accuracy on protein data. The IMMI framework accommodates these as Level 0 alternatives without architectural changes.</w:t>
-      </w:r>
-    </w:p>
-    <w:p>
-      <w:pPr>
-        <w:pStyle w:val="BodyText"/>
-      </w:pPr>
-      <w:r>
-        <w:rPr>
-          <w:b/>
-          <w:bCs/>
-        </w:rPr>
-        <w:t xml:space="preserve">Quartet-based assembly for L3.</w:t>
-      </w:r>
-      <w:r>
-        <w:t xml:space="preserve"> </w:t>
-      </w:r>
-      <w:r>
-        <w:t xml:space="preserve">EPA grafting, used to attach L3-refined subtrees to the L1 backbone, introduces topological errors when grafting entire subtrees [2]. Quartet-based supertree methods or constrained ML search may provide more accurate subtree integration, improving the L3→L1 information transfer.</w:t>
-      </w:r>
-    </w:p>
-    <w:bookmarkEnd w:id="44"/>
-    <w:bookmarkStart w:id="45" w:name="practical-recommendations"/>
-    <w:p>
-      <w:pPr>
-        <w:pStyle w:val="Heading3"/>
-      </w:pPr>
-      <w:r>
-        <w:t xml:space="preserve">Practical recommendations</w:t>
-      </w:r>
-    </w:p>
-    <w:p>
-      <w:pPr>
-        <w:pStyle w:val="FirstParagraph"/>
-      </w:pPr>
-      <w:r>
-        <w:t xml:space="preserve">For practitioners, the IMMI framework offers a graduated approach to phylogenetic inference:</w:t>
+        <w:t xml:space="preserve">The IMMI framework builds on several established ideas while integrating them into a unified architecture:</w:t>
       </w:r>
     </w:p>
     <w:p>
@@ -4790,10 +4557,13 @@
           <w:b/>
           <w:bCs/>
         </w:rPr>
-        <w:t xml:space="preserve">Rapid exploration (n≤500)</w:t>
-      </w:r>
-      <w:r>
-        <w:t xml:space="preserve">: Use L0–1 (k-mer→cosine→NJ) for fast, alignment-free tree construction. At n=200, accuracy matches MSA+ML (Table 1).</w:t>
+        <w:t xml:space="preserve">Disk-covering methods (DCM)</w:t>
+      </w:r>
+      <w:r>
+        <w:t xml:space="preserve"> </w:t>
+      </w:r>
+      <w:r>
+        <w:t xml:space="preserve">[10,20]: IMMI’s Level 2 extends DCM by replacing heuristic clustering thresholds with a learned classifier, making the splitting decision data-driven rather than parameter-driven.</w:t>
       </w:r>
     </w:p>
     <w:p>
@@ -4808,19 +4578,13 @@
           <w:b/>
           <w:bCs/>
         </w:rPr>
-        <w:t xml:space="preserve">Refined analysis (n≤500)</w:t>
-      </w:r>
-      <w:r>
-        <w:t xml:space="preserve">: Activate the multi-k ensemble (</w:t>
-      </w:r>
-      <w:r>
-        <w:rPr>
-          <w:rStyle w:val="VerbatimChar"/>
-        </w:rPr>
-        <w:t xml:space="preserve">--v3</w:t>
-      </w:r>
-      <w:r>
-        <w:t xml:space="preserve">) for improved accuracy with 3× distance computation cost but no alignment.</w:t>
+        <w:t xml:space="preserve">Alignment-free phylogenetics</w:t>
+      </w:r>
+      <w:r>
+        <w:t xml:space="preserve"> </w:t>
+      </w:r>
+      <w:r>
+        <w:t xml:space="preserve">[19,22]: IMMI’s Level 0–1 incorporates alignment-free distance computation but does not require all inference to remain alignment-free. The framework embraces alignment where it helps.</w:t>
       </w:r>
     </w:p>
     <w:p>
@@ -4835,10 +4599,25 @@
           <w:b/>
           <w:bCs/>
         </w:rPr>
-        <w:t xml:space="preserve">Scalable inference (n&gt;500)</w:t>
-      </w:r>
-      <w:r>
-        <w:t xml:space="preserve">: L0–1 provides tractable tree construction where MSA+ML is infeasible. L2 classification identifies clusters where MSA+ML would improve topology, enabling selective refinement on available hardware.</w:t>
+        <w:t xml:space="preserve">Evolutionary placement algorithms (EPA)</w:t>
+      </w:r>
+      <w:r>
+        <w:t xml:space="preserve"> </w:t>
+      </w:r>
+      <w:r>
+        <w:t xml:space="preserve">[2]: EPA’s</w:t>
+      </w:r>
+      <w:r>
+        <w:t xml:space="preserve"> </w:t>
+      </w:r>
+      <w:r>
+        <w:t xml:space="preserve">“place reads on a reference tree”</w:t>
+      </w:r>
+      <w:r>
+        <w:t xml:space="preserve"> </w:t>
+      </w:r>
+      <w:r>
+        <w:t xml:space="preserve">paradigm is inverted in IMMI: the backbone is built from representatives, and full subtrees (not individual reads) are grafted.</w:t>
       </w:r>
     </w:p>
     <w:p>
@@ -4853,28 +4632,20 @@
           <w:b/>
           <w:bCs/>
         </w:rPr>
-        <w:t xml:space="preserve">Indel-rich data</w:t>
-      </w:r>
-      <w:r>
-        <w:t xml:space="preserve">: L0–1 is inherently robust to indels (Table 2), making it the preferred first-pass method regardless of scale.</w:t>
-      </w:r>
-    </w:p>
-    <w:p>
-      <w:r>
-        <w:pict>
-          <v:rect style="width:0;height:1.5pt" o:hralign="center" o:hrstd="t" o:hr="t"/>
-        </w:pict>
-      </w:r>
-    </w:p>
-    <w:bookmarkEnd w:id="45"/>
-    <w:bookmarkEnd w:id="46"/>
-    <w:bookmarkStart w:id="47" w:name="data-availability"/>
-    <w:p>
-      <w:pPr>
-        <w:pStyle w:val="Heading2"/>
-      </w:pPr>
-      <w:r>
-        <w:t xml:space="preserve">DATA AVAILABILITY</w:t>
+        <w:t xml:space="preserve">Ensemble methods</w:t>
+      </w:r>
+      <w:r>
+        <w:t xml:space="preserve">: The multi-k distance ensemble (Table 3) demonstrates that information fusion at Level 0 improves downstream inference, analogous to ensemble learning in machine learning.</w:t>
+      </w:r>
+    </w:p>
+    <w:bookmarkEnd w:id="41"/>
+    <w:bookmarkStart w:id="42" w:name="X3f413b07fe69528121aed496b9bf48051dbedf9"/>
+    <w:p>
+      <w:pPr>
+        <w:pStyle w:val="Heading3"/>
+      </w:pPr>
+      <w:r>
+        <w:t xml:space="preserve">Why the IMMI framework succeeds where simpler approaches fail</w:t>
       </w:r>
     </w:p>
     <w:p>
@@ -4882,39 +4653,41 @@
         <w:pStyle w:val="FirstParagraph"/>
       </w:pPr>
       <w:r>
-        <w:t xml:space="preserve">Fusang: Tardigrade Edition is open-source (MIT license). Source code, pre-compiled FastME binaries (Windows/Linux x86-64), benchmark scripts, and all analysis code are available at https://github.com/fusang-dev/fusang-tardigrade. A public web server is accessible at https://fusang-tardigrade.streamlit.app. A permanent Zenodo DOI will be assigned upon acceptance. All benchmark datasets — including 130-seed n=200 indel results, n=500/n=1000 multi-seed data, SwissTree protein benchmark results, 74-taxon 16S rRNA dataset, and Level 2 classifier training data — are provided in the repository under</w:t>
-      </w:r>
-      <w:r>
-        <w:t xml:space="preserve"> </w:t>
-      </w:r>
-      <w:r>
-        <w:rPr>
-          <w:rStyle w:val="VerbatimChar"/>
-        </w:rPr>
-        <w:t xml:space="preserve">benchmarks/</w:t>
-      </w:r>
-      <w:r>
-        <w:t xml:space="preserve"> </w:t>
-      </w:r>
-      <w:r>
-        <w:t xml:space="preserve">and as Supplementary Data.</w:t>
-      </w:r>
-    </w:p>
-    <w:p>
-      <w:r>
-        <w:pict>
-          <v:rect style="width:0;height:1.5pt" o:hralign="center" o:hrstd="t" o:hr="t"/>
-        </w:pict>
-      </w:r>
-    </w:p>
-    <w:bookmarkEnd w:id="47"/>
-    <w:bookmarkStart w:id="48" w:name="funding"/>
-    <w:p>
-      <w:pPr>
-        <w:pStyle w:val="Heading2"/>
-      </w:pPr>
-      <w:r>
-        <w:t xml:space="preserve">FUNDING</w:t>
+        <w:t xml:space="preserve">The framework’s success can be understood through an information-theoretic lens. At Level 0, k-mer frequencies provide O(4^k) bits of information per sequence — sufficient for coarse topology but insufficient for fine branch resolution. At Level 3, full positional alignment provides O(L) bits per column per taxon — orders of magnitude more information, but at correspondingly higher computational cost.</w:t>
+      </w:r>
+    </w:p>
+    <w:p>
+      <w:pPr>
+        <w:pStyle w:val="BodyText"/>
+      </w:pPr>
+      <w:r>
+        <w:t xml:space="preserve">The key insight is that</w:t>
+      </w:r>
+      <w:r>
+        <w:t xml:space="preserve"> </w:t>
+      </w:r>
+      <w:r>
+        <w:rPr>
+          <w:b/>
+          <w:bCs/>
+        </w:rPr>
+        <w:t xml:space="preserve">information quality matters more than information quantity</w:t>
+      </w:r>
+      <w:r>
+        <w:t xml:space="preserve"> </w:t>
+      </w:r>
+      <w:r>
+        <w:t xml:space="preserve">for many phylogenetic questions. Resolving whether two phyla are sister groups requires only coarse distance information, which k-mers provide. Resolving whether two species diverged 10M or 11M years ago requires precise branch lengths from aligned columns. The IMMI framework allocates information resolution where it matters, rather than applying the highest resolution uniformly.</w:t>
+      </w:r>
+    </w:p>
+    <w:bookmarkEnd w:id="42"/>
+    <w:bookmarkStart w:id="43" w:name="X85622849b79ec008430a3279da72115d73d712c"/>
+    <w:p>
+      <w:pPr>
+        <w:pStyle w:val="Heading3"/>
+      </w:pPr>
+      <w:r>
+        <w:t xml:space="preserve">The boundary classifier as a learned optimization</w:t>
       </w:r>
     </w:p>
     <w:p>
@@ -4922,24 +4695,53 @@
         <w:pStyle w:val="FirstParagraph"/>
       </w:pPr>
       <w:r>
-        <w:t xml:space="preserve">This work was supported by the National Natural Science Foundation of China (NSFC) under grant number 32370682, and the Prevention and Control of Emerging and Major Infectious Diseases — National Science and Technology Major Project (grant number 2026ZD01910500).</w:t>
-      </w:r>
-    </w:p>
-    <w:p>
-      <w:r>
-        <w:pict>
-          <v:rect style="width:0;height:1.5pt" o:hralign="center" o:hrstd="t" o:hr="t"/>
-        </w:pict>
-      </w:r>
-    </w:p>
-    <w:bookmarkEnd w:id="48"/>
-    <w:bookmarkStart w:id="49" w:name="competing-interests"/>
-    <w:p>
-      <w:pPr>
-        <w:pStyle w:val="Heading2"/>
-      </w:pPr>
-      <w:r>
-        <w:t xml:space="preserve">COMPETING INTERESTS</w:t>
+        <w:t xml:space="preserve">The Level 2 random forest classifier (95.3% accuracy, AUC 0.990) is, to our knowledge, the first application of supervised machine learning to the problem of</w:t>
+      </w:r>
+      <w:r>
+        <w:t xml:space="preserve"> </w:t>
+      </w:r>
+      <w:r>
+        <w:rPr>
+          <w:i/>
+          <w:iCs/>
+        </w:rPr>
+        <w:t xml:space="preserve">deciding when to apply MSA+ML</w:t>
+      </w:r>
+      <w:r>
+        <w:t xml:space="preserve"> </w:t>
+      </w:r>
+      <w:r>
+        <w:t xml:space="preserve">in phylogenetic inference. This meta-decision —</w:t>
+      </w:r>
+      <w:r>
+        <w:t xml:space="preserve"> </w:t>
+      </w:r>
+      <w:r>
+        <w:t xml:space="preserve">“is alignment worth it for this subset of my data?”</w:t>
+      </w:r>
+      <w:r>
+        <w:t xml:space="preserve"> </w:t>
+      </w:r>
+      <w:r>
+        <w:t xml:space="preserve">— is one that phylogenetic practitioners make implicitly and heuristically. The IMMI framework makes it explicit, data-driven, and automated.</w:t>
+      </w:r>
+    </w:p>
+    <w:p>
+      <w:pPr>
+        <w:pStyle w:val="BodyText"/>
+      </w:pPr>
+      <w:r>
+        <w:t xml:space="preserve">The classifier’s feature importance analysis (Supplementary Figure S8) provides an interpretable window into what makes alignment beneficial. Large, internally heterogeneous clusters benefit most from MSA+ML, consistent with the intuition that alignment resolves positional ambiguity that k-mer frequencies blur. Small, homogeneous clusters gain little from alignment because k-mer distances already capture their similarity structure.</w:t>
+      </w:r>
+    </w:p>
+    <w:bookmarkEnd w:id="43"/>
+    <w:bookmarkStart w:id="44" w:name="limitations-and-future-directions"/>
+    <w:p>
+      <w:pPr>
+        <w:pStyle w:val="Heading3"/>
+      </w:pPr>
+      <w:r>
+        <w:t xml:space="preserve">Limitations and future directions</w:t>
       </w:r>
     </w:p>
     <w:p>
@@ -4947,24 +4749,99 @@
         <w:pStyle w:val="FirstParagraph"/>
       </w:pPr>
       <w:r>
-        <w:t xml:space="preserve">The authors declare no competing interests.</w:t>
-      </w:r>
-    </w:p>
-    <w:p>
-      <w:r>
-        <w:pict>
-          <v:rect style="width:0;height:1.5pt" o:hralign="center" o:hrstd="t" o:hr="t"/>
-        </w:pict>
-      </w:r>
-    </w:p>
-    <w:bookmarkEnd w:id="49"/>
-    <w:bookmarkStart w:id="50" w:name="acknowledgements"/>
-    <w:p>
-      <w:pPr>
-        <w:pStyle w:val="Heading2"/>
-      </w:pPr>
-      <w:r>
-        <w:t xml:space="preserve">ACKNOWLEDGEMENTS</w:t>
+        <w:rPr>
+          <w:b/>
+          <w:bCs/>
+        </w:rPr>
+        <w:t xml:space="preserve">L3 validation at scale.</w:t>
+      </w:r>
+      <w:r>
+        <w:t xml:space="preserve"> </w:t>
+      </w:r>
+      <w:r>
+        <w:t xml:space="preserve">The most significant limitation of this work is the incomplete validation of Level 3 at n≥500. While the L0–1 pipeline has been extensively benchmarked, and the L2 classifier has been validated on n=50–200 data, full end-to-end L0–1–2–3 validation at n=500+ requires hardware resources (≥64 GB RAM for MAFFT alignment of 500+ sequences) beyond our current benchmark environment. This is a practical limitation, not a conceptual one: the IMMI architecture is designed to scale, but the full pipeline’s accuracy at scale remains to be empirically demonstrated.</w:t>
+      </w:r>
+    </w:p>
+    <w:p>
+      <w:pPr>
+        <w:pStyle w:val="BodyText"/>
+      </w:pPr>
+      <w:r>
+        <w:rPr>
+          <w:b/>
+          <w:bCs/>
+        </w:rPr>
+        <w:t xml:space="preserve">Classifier domain shift.</w:t>
+      </w:r>
+      <w:r>
+        <w:t xml:space="preserve"> </w:t>
+      </w:r>
+      <w:r>
+        <w:t xml:space="preserve">The Level 2 classifier was trained on data with specific evolutionary parameters (substitution rates 0.01–0.05, indel rates 0.001–0.02). Performance on real biological data with different evolutionary regimes (e.g., highly conserved rRNA, rapidly evolving viral sequences) requires validation. The classifier may benefit from retraining on domain-specific data or from incorporating phylogenetic-aware features that generalize across evolutionary models.</w:t>
+      </w:r>
+    </w:p>
+    <w:p>
+      <w:pPr>
+        <w:pStyle w:val="BodyText"/>
+      </w:pPr>
+      <w:r>
+        <w:rPr>
+          <w:b/>
+          <w:bCs/>
+        </w:rPr>
+        <w:t xml:space="preserve">k-mer resolution bounds.</w:t>
+      </w:r>
+      <w:r>
+        <w:t xml:space="preserve"> </w:t>
+      </w:r>
+      <w:r>
+        <w:t xml:space="preserve">Level 0 currently uses fixed k (typically 5) and gap patterns. The multi-k ensemble (Table 3) demonstrates that fusing information across resolutions improves accuracy, but the optimal set of k values and fusion weights is not yet systematically explored. Adaptive k-mer selection — choosing different k values for different taxa or clusters based on sequence divergence — could further improve Level 0 information extraction.</w:t>
+      </w:r>
+    </w:p>
+    <w:p>
+      <w:pPr>
+        <w:pStyle w:val="BodyText"/>
+      </w:pPr>
+      <w:r>
+        <w:rPr>
+          <w:b/>
+          <w:bCs/>
+        </w:rPr>
+        <w:t xml:space="preserve">Protein-specific optimization.</w:t>
+      </w:r>
+      <w:r>
+        <w:t xml:space="preserve"> </w:t>
+      </w:r>
+      <w:r>
+        <w:t xml:space="preserve">The SwissTree benchmark (Table 5) demonstrates cross-domain generalization, but protein-specific optimizations (reduced amino acid alphabets, position-specific k-mer weighting, structural feature integration) could substantially improve accuracy on protein data. The IMMI framework accommodates these as Level 0 alternatives without architectural changes.</w:t>
+      </w:r>
+    </w:p>
+    <w:p>
+      <w:pPr>
+        <w:pStyle w:val="BodyText"/>
+      </w:pPr>
+      <w:r>
+        <w:rPr>
+          <w:b/>
+          <w:bCs/>
+        </w:rPr>
+        <w:t xml:space="preserve">Quartet-based assembly for L3.</w:t>
+      </w:r>
+      <w:r>
+        <w:t xml:space="preserve"> </w:t>
+      </w:r>
+      <w:r>
+        <w:t xml:space="preserve">EPA grafting, used to attach L3-refined subtrees to the L1 backbone, introduces topological errors when grafting entire subtrees [2]. Quartet-based supertree methods or constrained ML search may provide more accurate subtree integration, improving the L3→L1 information transfer.</w:t>
+      </w:r>
+    </w:p>
+    <w:bookmarkEnd w:id="44"/>
+    <w:bookmarkStart w:id="45" w:name="practical-recommendations"/>
+    <w:p>
+      <w:pPr>
+        <w:pStyle w:val="Heading3"/>
+      </w:pPr>
+      <w:r>
+        <w:t xml:space="preserve">Practical recommendations</w:t>
       </w:r>
     </w:p>
     <w:p>
@@ -4972,84 +4849,7 @@
         <w:pStyle w:val="FirstParagraph"/>
       </w:pPr>
       <w:r>
-        <w:t xml:space="preserve">We thank the developers of FastME, MAFFT, FastTree2, INDELible, IQ-TREE2, and RAxML-NG for making their tools openly available. The SwissTree benchmark data was obtained from the AFproject repository [26]. We also thank the wider open-source bioinformatics community for maintaining the software ecosystem that enabled this research.</w:t>
-      </w:r>
-    </w:p>
-    <w:p>
-      <w:r>
-        <w:pict>
-          <v:rect style="width:0;height:1.5pt" o:hralign="center" o:hrstd="t" o:hr="t"/>
-        </w:pict>
-      </w:r>
-    </w:p>
-    <w:bookmarkEnd w:id="50"/>
-    <w:bookmarkStart w:id="51" w:name="author-contributions"/>
-    <w:p>
-      <w:pPr>
-        <w:pStyle w:val="Heading2"/>
-      </w:pPr>
-      <w:r>
-        <w:t xml:space="preserve">AUTHOR CONTRIBUTIONS</w:t>
-      </w:r>
-    </w:p>
-    <w:p>
-      <w:pPr>
-        <w:pStyle w:val="FirstParagraph"/>
-      </w:pPr>
-      <w:r>
-        <w:t xml:space="preserve">Li Zhang conceived the study, designed the IMMI framework, implemented the core pipeline, conducted all benchmarks and testing, and wrote the manuscript. Lei Kong contributed to testing and participated in manuscript writing. Both authors reviewed and approved the final manuscript.</w:t>
-      </w:r>
-    </w:p>
-    <w:p>
-      <w:r>
-        <w:pict>
-          <v:rect style="width:0;height:1.5pt" o:hralign="center" o:hrstd="t" o:hr="t"/>
-        </w:pict>
-      </w:r>
-    </w:p>
-    <w:bookmarkEnd w:id="51"/>
-    <w:bookmarkStart w:id="52" w:name="corresponding-author"/>
-    <w:p>
-      <w:pPr>
-        <w:pStyle w:val="Heading2"/>
-      </w:pPr>
-      <w:r>
-        <w:t xml:space="preserve">CORRESPONDING AUTHOR</w:t>
-      </w:r>
-    </w:p>
-    <w:p>
-      <w:pPr>
-        <w:pStyle w:val="FirstParagraph"/>
-      </w:pPr>
-      <w:r>
-        <w:rPr>
-          <w:b/>
-          <w:bCs/>
-        </w:rPr>
-        <w:t xml:space="preserve">Li Zhang</w:t>
-      </w:r>
-      <w:r>
-        <w:br/>
-      </w:r>
-      <w:r>
-        <w:t xml:space="preserve">Email: knightz@pumc.edu.cn</w:t>
-      </w:r>
-    </w:p>
-    <w:p>
-      <w:r>
-        <w:pict>
-          <v:rect style="width:0;height:1.5pt" o:hralign="center" o:hrstd="t" o:hr="t"/>
-        </w:pict>
-      </w:r>
-    </w:p>
-    <w:bookmarkEnd w:id="52"/>
-    <w:bookmarkStart w:id="53" w:name="references"/>
-    <w:p>
-      <w:pPr>
-        <w:pStyle w:val="Heading2"/>
-      </w:pPr>
-      <w:r>
-        <w:t xml:space="preserve">REFERENCES</w:t>
+        <w:t xml:space="preserve">For practitioners, the IMMI framework offers a graduated approach to phylogenetic inference:</w:t>
       </w:r>
     </w:p>
     <w:p>
@@ -5060,20 +4860,14 @@
         </w:numPr>
       </w:pPr>
       <w:r>
-        <w:t xml:space="preserve">Bernard, G. et al. (2019) Alignment-free inference of hierarchical orthologous groups.</w:t>
-      </w:r>
-      <w:r>
-        <w:t xml:space="preserve"> </w:t>
-      </w:r>
-      <w:r>
-        <w:rPr>
-          <w:i/>
-          <w:iCs/>
-        </w:rPr>
-        <w:t xml:space="preserve">Nucleic Acids Res.</w:t>
-      </w:r>
-      <w:r>
-        <w:t xml:space="preserve">, 47, W202–W208. DOI: 10.1093/nar/gkz331</w:t>
+        <w:rPr>
+          <w:b/>
+          <w:bCs/>
+        </w:rPr>
+        <w:t xml:space="preserve">Rapid exploration (n≤500)</w:t>
+      </w:r>
+      <w:r>
+        <w:t xml:space="preserve">: Use L0–1 (k-mer→cosine→NJ) for fast, alignment-free tree construction. At n=200, accuracy matches MSA+ML (Table 1).</w:t>
       </w:r>
     </w:p>
     <w:p>
@@ -5084,20 +4878,23 @@
         </w:numPr>
       </w:pPr>
       <w:r>
-        <w:t xml:space="preserve">Berger, S.A. et al. (2011) Performance, accuracy, and web server for evolutionary placement of short sequence reads under maximum likelihood.</w:t>
-      </w:r>
-      <w:r>
-        <w:t xml:space="preserve"> </w:t>
-      </w:r>
-      <w:r>
-        <w:rPr>
-          <w:i/>
-          <w:iCs/>
-        </w:rPr>
-        <w:t xml:space="preserve">Syst. Biol.</w:t>
-      </w:r>
-      <w:r>
-        <w:t xml:space="preserve">, 60, 291–302. DOI: 10.1093/sysbio/syr010</w:t>
+        <w:rPr>
+          <w:b/>
+          <w:bCs/>
+        </w:rPr>
+        <w:t xml:space="preserve">Refined analysis (n≤500)</w:t>
+      </w:r>
+      <w:r>
+        <w:t xml:space="preserve">: Activate the multi-k ensemble (</w:t>
+      </w:r>
+      <w:r>
+        <w:rPr>
+          <w:rStyle w:val="VerbatimChar"/>
+        </w:rPr>
+        <w:t xml:space="preserve">--v3</w:t>
+      </w:r>
+      <w:r>
+        <w:t xml:space="preserve">) for improved accuracy with 3× distance computation cost but no alignment.</w:t>
       </w:r>
     </w:p>
     <w:p>
@@ -5108,20 +4905,14 @@
         </w:numPr>
       </w:pPr>
       <w:r>
-        <w:t xml:space="preserve">Cartwright, R.A. (2009) Problems and solutions for estimating indel rates and length distributions.</w:t>
-      </w:r>
-      <w:r>
-        <w:t xml:space="preserve"> </w:t>
-      </w:r>
-      <w:r>
-        <w:rPr>
-          <w:i/>
-          <w:iCs/>
-        </w:rPr>
-        <w:t xml:space="preserve">Mol. Biol. Evol.</w:t>
-      </w:r>
-      <w:r>
-        <w:t xml:space="preserve">, 26, 473–480. DOI: 10.1093/molbev/msn275</w:t>
+        <w:rPr>
+          <w:b/>
+          <w:bCs/>
+        </w:rPr>
+        <w:t xml:space="preserve">Scalable inference (n&gt;500)</w:t>
+      </w:r>
+      <w:r>
+        <w:t xml:space="preserve">: L0–1 provides tractable tree construction where MSA+ML is infeasible. L2 classification identifies clusters where MSA+ML would improve topology, enabling selective refinement on available hardware.</w:t>
       </w:r>
     </w:p>
     <w:p>
@@ -5132,548 +4923,14 @@
         </w:numPr>
       </w:pPr>
       <w:r>
-        <w:t xml:space="preserve">Dessimoz, C. and Gil, M. (2010) Phylogenetic assessment of alignments reveals neglected tree signal in gaps.</w:t>
-      </w:r>
-      <w:r>
-        <w:t xml:space="preserve"> </w:t>
-      </w:r>
-      <w:r>
-        <w:rPr>
-          <w:i/>
-          <w:iCs/>
-        </w:rPr>
-        <w:t xml:space="preserve">Genome Biol.</w:t>
-      </w:r>
-      <w:r>
-        <w:t xml:space="preserve">, 11, R37. DOI: 10.1186/gb-2010-11-4-r37</w:t>
-      </w:r>
-    </w:p>
-    <w:p>
-      <w:pPr>
-        <w:numPr>
-          <w:ilvl w:val="0"/>
-          <w:numId w:val="1010"/>
-        </w:numPr>
-      </w:pPr>
-      <w:r>
-        <w:t xml:space="preserve">Fletcher, W. and Yang, Z. (2009) INDELible: a flexible simulator of biological sequence evolution.</w:t>
-      </w:r>
-      <w:r>
-        <w:t xml:space="preserve"> </w:t>
-      </w:r>
-      <w:r>
-        <w:rPr>
-          <w:i/>
-          <w:iCs/>
-        </w:rPr>
-        <w:t xml:space="preserve">Mol. Biol. Evol.</w:t>
-      </w:r>
-      <w:r>
-        <w:t xml:space="preserve">, 26, 1879–1888. DOI: 10.1093/molbev/msp098</w:t>
-      </w:r>
-    </w:p>
-    <w:p>
-      <w:pPr>
-        <w:numPr>
-          <w:ilvl w:val="0"/>
-          <w:numId w:val="1010"/>
-        </w:numPr>
-      </w:pPr>
-      <w:r>
-        <w:t xml:space="preserve">Ondov, B.D., Treangen, T.J., Melsted, P., Mallonee, A.B., Bergman, N.H., Koren, S. and Phillippy, A.M. (2016) Mash: fast genome and metagenome distance estimation using MinHash.</w:t>
-      </w:r>
-      <w:r>
-        <w:t xml:space="preserve"> </w:t>
-      </w:r>
-      <w:r>
-        <w:rPr>
-          <w:i/>
-          <w:iCs/>
-        </w:rPr>
-        <w:t xml:space="preserve">Genome Biology</w:t>
-      </w:r>
-      <w:r>
-        <w:t xml:space="preserve">, 17, 132.</w:t>
-      </w:r>
-    </w:p>
-    <w:p>
-      <w:pPr>
-        <w:numPr>
-          <w:ilvl w:val="0"/>
-          <w:numId w:val="1010"/>
-        </w:numPr>
-      </w:pPr>
-      <w:r>
-        <w:t xml:space="preserve">Gkaiogiannis, A. et al. (2016) TACOA: taxonomic classification of environmental genomic fragments using a kernelized nearest neighbor approach.</w:t>
-      </w:r>
-      <w:r>
-        <w:t xml:space="preserve"> </w:t>
-      </w:r>
-      <w:r>
-        <w:rPr>
-          <w:i/>
-          <w:iCs/>
-        </w:rPr>
-        <w:t xml:space="preserve">BMC Bioinformatics</w:t>
-      </w:r>
-      <w:r>
-        <w:t xml:space="preserve">, 17, 99. DOI: 10.1186/s12859-016-1343-8</w:t>
-      </w:r>
-    </w:p>
-    <w:p>
-      <w:pPr>
-        <w:numPr>
-          <w:ilvl w:val="0"/>
-          <w:numId w:val="1010"/>
-        </w:numPr>
-      </w:pPr>
-      <w:r>
-        <w:t xml:space="preserve">Hadfield, J. et al. (2018) Nextstrain: real-time tracking of pathogen evolution.</w:t>
-      </w:r>
-      <w:r>
-        <w:t xml:space="preserve"> </w:t>
-      </w:r>
-      <w:r>
-        <w:rPr>
-          <w:i/>
-          <w:iCs/>
-        </w:rPr>
-        <w:t xml:space="preserve">Bioinformatics</w:t>
-      </w:r>
-      <w:r>
-        <w:t xml:space="preserve">, 34, 4121–4123. DOI: 10.1093/bioinformatics/bty407</w:t>
-      </w:r>
-    </w:p>
-    <w:p>
-      <w:pPr>
-        <w:numPr>
-          <w:ilvl w:val="0"/>
-          <w:numId w:val="1010"/>
-        </w:numPr>
-      </w:pPr>
-      <w:r>
-        <w:t xml:space="preserve">Hug, L.A. et al. (2016) A new view of the tree of life.</w:t>
-      </w:r>
-      <w:r>
-        <w:t xml:space="preserve"> </w:t>
-      </w:r>
-      <w:r>
-        <w:rPr>
-          <w:i/>
-          <w:iCs/>
-        </w:rPr>
-        <w:t xml:space="preserve">Nat. Microbiol.</w:t>
-      </w:r>
-      <w:r>
-        <w:t xml:space="preserve">, 1, 16048. DOI: 10.1038/nmicrobiol.2016.48</w:t>
-      </w:r>
-    </w:p>
-    <w:p>
-      <w:pPr>
-        <w:numPr>
-          <w:ilvl w:val="0"/>
-          <w:numId w:val="1010"/>
-        </w:numPr>
-      </w:pPr>
-      <w:r>
-        <w:t xml:space="preserve">Huson, D.H. et al. (1999) Disk-covering, a fast-converging method for phylogenetic tree reconstruction.</w:t>
-      </w:r>
-      <w:r>
-        <w:t xml:space="preserve"> </w:t>
-      </w:r>
-      <w:r>
-        <w:rPr>
-          <w:i/>
-          <w:iCs/>
-        </w:rPr>
-        <w:t xml:space="preserve">J. Comput. Biol.</w:t>
-      </w:r>
-      <w:r>
-        <w:t xml:space="preserve">, 6, 369–386. DOI: 10.1089/106652799318337</w:t>
-      </w:r>
-    </w:p>
-    <w:p>
-      <w:pPr>
-        <w:numPr>
-          <w:ilvl w:val="0"/>
-          <w:numId w:val="1010"/>
-        </w:numPr>
-      </w:pPr>
-      <w:r>
-        <w:t xml:space="preserve">Katoh, K. and Standley, D.M. (2013) MAFFT multiple sequence alignment software version 7.</w:t>
-      </w:r>
-      <w:r>
-        <w:t xml:space="preserve"> </w:t>
-      </w:r>
-      <w:r>
-        <w:rPr>
-          <w:i/>
-          <w:iCs/>
-        </w:rPr>
-        <w:t xml:space="preserve">Mol. Biol. Evol.</w:t>
-      </w:r>
-      <w:r>
-        <w:t xml:space="preserve">, 30, 772–780. DOI: 10.1093/molbev/mst010</w:t>
-      </w:r>
-    </w:p>
-    <w:p>
-      <w:pPr>
-        <w:numPr>
-          <w:ilvl w:val="0"/>
-          <w:numId w:val="1010"/>
-        </w:numPr>
-      </w:pPr>
-      <w:r>
-        <w:t xml:space="preserve">Kozlov, A.M. et al. (2019) RAxML-NG: a fast, scalable and user-friendly tool for maximum likelihood phylogenetic inference.</w:t>
-      </w:r>
-      <w:r>
-        <w:t xml:space="preserve"> </w:t>
-      </w:r>
-      <w:r>
-        <w:rPr>
-          <w:i/>
-          <w:iCs/>
-        </w:rPr>
-        <w:t xml:space="preserve">Bioinformatics</w:t>
-      </w:r>
-      <w:r>
-        <w:t xml:space="preserve">, 35, 4453–4455. DOI: 10.1093/bioinformatics/btz305</w:t>
-      </w:r>
-    </w:p>
-    <w:p>
-      <w:pPr>
-        <w:numPr>
-          <w:ilvl w:val="0"/>
-          <w:numId w:val="1010"/>
-        </w:numPr>
-      </w:pPr>
-      <w:r>
-        <w:t xml:space="preserve">Lefort, V. et al. (2015) FastME 2.0: a comprehensive, accurate, and fast distance-based phylogeny inference program.</w:t>
-      </w:r>
-      <w:r>
-        <w:t xml:space="preserve"> </w:t>
-      </w:r>
-      <w:r>
-        <w:rPr>
-          <w:i/>
-          <w:iCs/>
-        </w:rPr>
-        <w:t xml:space="preserve">Mol. Biol. Evol.</w:t>
-      </w:r>
-      <w:r>
-        <w:t xml:space="preserve">, 32, 2798–2800. DOI: 10.1093/molbev/msv150</w:t>
-      </w:r>
-    </w:p>
-    <w:p>
-      <w:pPr>
-        <w:numPr>
-          <w:ilvl w:val="0"/>
-          <w:numId w:val="1010"/>
-        </w:numPr>
-      </w:pPr>
-      <w:r>
-        <w:t xml:space="preserve">Lunter, G. et al. (2006) Bayesian coestimation of phylogeny and sequence alignment.</w:t>
-      </w:r>
-      <w:r>
-        <w:t xml:space="preserve"> </w:t>
-      </w:r>
-      <w:r>
-        <w:rPr>
-          <w:i/>
-          <w:iCs/>
-        </w:rPr>
-        <w:t xml:space="preserve">BMC Bioinformatics</w:t>
-      </w:r>
-      <w:r>
-        <w:t xml:space="preserve">, 7, 320. DOI: 10.1186/1471-2105-7-320</w:t>
-      </w:r>
-    </w:p>
-    <w:p>
-      <w:pPr>
-        <w:numPr>
-          <w:ilvl w:val="0"/>
-          <w:numId w:val="1010"/>
-        </w:numPr>
-      </w:pPr>
-      <w:r>
-        <w:t xml:space="preserve">Luo, X. et al. (2019) Spaced k-mers as features for protein classification.</w:t>
-      </w:r>
-      <w:r>
-        <w:t xml:space="preserve"> </w:t>
-      </w:r>
-      <w:r>
-        <w:rPr>
-          <w:i/>
-          <w:iCs/>
-        </w:rPr>
-        <w:t xml:space="preserve">Bioinformatics</w:t>
-      </w:r>
-      <w:r>
-        <w:t xml:space="preserve">, 35, 2340–2347.</w:t>
-      </w:r>
-    </w:p>
-    <w:p>
-      <w:pPr>
-        <w:numPr>
-          <w:ilvl w:val="0"/>
-          <w:numId w:val="1010"/>
-        </w:numPr>
-      </w:pPr>
-      <w:r>
-        <w:t xml:space="preserve">Ma, B. et al. (2002) PatternHunter: faster and more sensitive homology search.</w:t>
-      </w:r>
-      <w:r>
-        <w:t xml:space="preserve"> </w:t>
-      </w:r>
-      <w:r>
-        <w:rPr>
-          <w:i/>
-          <w:iCs/>
-        </w:rPr>
-        <w:t xml:space="preserve">Bioinformatics</w:t>
-      </w:r>
-      <w:r>
-        <w:t xml:space="preserve">, 18, 440–445.</w:t>
-      </w:r>
-    </w:p>
-    <w:p>
-      <w:pPr>
-        <w:numPr>
-          <w:ilvl w:val="0"/>
-          <w:numId w:val="1010"/>
-        </w:numPr>
-      </w:pPr>
-      <w:r>
-        <w:t xml:space="preserve">Minh, B.Q. et al. (2020) IQ-TREE 2: new models and efficient methods for phylogenetic inference in the genomic era.</w:t>
-      </w:r>
-      <w:r>
-        <w:t xml:space="preserve"> </w:t>
-      </w:r>
-      <w:r>
-        <w:rPr>
-          <w:i/>
-          <w:iCs/>
-        </w:rPr>
-        <w:t xml:space="preserve">Mol. Biol. Evol.</w:t>
-      </w:r>
-      <w:r>
-        <w:t xml:space="preserve">, 37, 1530–1534.</w:t>
-      </w:r>
-    </w:p>
-    <w:p>
-      <w:pPr>
-        <w:numPr>
-          <w:ilvl w:val="0"/>
-          <w:numId w:val="1010"/>
-        </w:numPr>
-      </w:pPr>
-      <w:r>
-        <w:t xml:space="preserve">Price, M.N. et al. (2010) FastTree 2 — approximately maximum-likelihood trees for large alignments.</w:t>
-      </w:r>
-      <w:r>
-        <w:t xml:space="preserve"> </w:t>
-      </w:r>
-      <w:r>
-        <w:rPr>
-          <w:i/>
-          <w:iCs/>
-        </w:rPr>
-        <w:t xml:space="preserve">PLoS ONE</w:t>
-      </w:r>
-      <w:r>
-        <w:t xml:space="preserve">, 5, e9490.</w:t>
-      </w:r>
-    </w:p>
-    <w:p>
-      <w:pPr>
-        <w:numPr>
-          <w:ilvl w:val="0"/>
-          <w:numId w:val="1010"/>
-        </w:numPr>
-      </w:pPr>
-      <w:r>
-        <w:t xml:space="preserve">Vinga, S. and Almeida, J. (2003) Alignment-free sequence comparison — a review.</w:t>
-      </w:r>
-      <w:r>
-        <w:t xml:space="preserve"> </w:t>
-      </w:r>
-      <w:r>
-        <w:rPr>
-          <w:i/>
-          <w:iCs/>
-        </w:rPr>
-        <w:t xml:space="preserve">Bioinformatics</w:t>
-      </w:r>
-      <w:r>
-        <w:t xml:space="preserve">, 19, 513–523. DOI: 10.1093/bioinformatics/btg005</w:t>
-      </w:r>
-    </w:p>
-    <w:p>
-      <w:pPr>
-        <w:numPr>
-          <w:ilvl w:val="0"/>
-          <w:numId w:val="1010"/>
-        </w:numPr>
-      </w:pPr>
-      <w:r>
-        <w:t xml:space="preserve">Warnow, T. (1994) Some combinatorial optimization problems in phylogenetic tree reconstruction.</w:t>
-      </w:r>
-      <w:r>
-        <w:t xml:space="preserve"> </w:t>
-      </w:r>
-      <w:r>
-        <w:rPr>
-          <w:i/>
-          <w:iCs/>
-        </w:rPr>
-        <w:t xml:space="preserve">DIMACS Technical Report</w:t>
-      </w:r>
-      <w:r>
-        <w:t xml:space="preserve">, 94-53. [Technical report; DOI not available.]</w:t>
-      </w:r>
-    </w:p>
-    <w:p>
-      <w:pPr>
-        <w:numPr>
-          <w:ilvl w:val="0"/>
-          <w:numId w:val="1010"/>
-        </w:numPr>
-      </w:pPr>
-      <w:r>
-        <w:t xml:space="preserve">Wong, K.M. et al. (2008) Alignment uncertainty and genomic analysis.</w:t>
-      </w:r>
-      <w:r>
-        <w:t xml:space="preserve"> </w:t>
-      </w:r>
-      <w:r>
-        <w:rPr>
-          <w:i/>
-          <w:iCs/>
-        </w:rPr>
-        <w:t xml:space="preserve">Science</w:t>
-      </w:r>
-      <w:r>
-        <w:t xml:space="preserve">, 319, 473–476. DOI: 10.1126/science.1146308</w:t>
-      </w:r>
-    </w:p>
-    <w:p>
-      <w:pPr>
-        <w:numPr>
-          <w:ilvl w:val="0"/>
-          <w:numId w:val="1010"/>
-        </w:numPr>
-      </w:pPr>
-      <w:r>
-        <w:t xml:space="preserve">Zielezinski, A. et al. (2017) Alignment-free sequence comparison: benefits, applications, and tools.</w:t>
-      </w:r>
-      <w:r>
-        <w:t xml:space="preserve"> </w:t>
-      </w:r>
-      <w:r>
-        <w:rPr>
-          <w:i/>
-          <w:iCs/>
-        </w:rPr>
-        <w:t xml:space="preserve">Genome Biol.</w:t>
-      </w:r>
-      <w:r>
-        <w:t xml:space="preserve">, 18, 186.</w:t>
-      </w:r>
-    </w:p>
-    <w:p>
-      <w:pPr>
-        <w:numPr>
-          <w:ilvl w:val="0"/>
-          <w:numId w:val="1010"/>
-        </w:numPr>
-      </w:pPr>
-      <w:r>
-        <w:t xml:space="preserve">Zhang, L. et al. (2023) Fusang: a framework for phylogenetic tree inference via deep learning.</w:t>
-      </w:r>
-      <w:r>
-        <w:t xml:space="preserve"> </w:t>
-      </w:r>
-      <w:r>
-        <w:rPr>
-          <w:i/>
-          <w:iCs/>
-        </w:rPr>
-        <w:t xml:space="preserve">Nucleic Acids Res.</w:t>
-      </w:r>
-      <w:r>
-        <w:t xml:space="preserve">, 51, 10934–10950. DOI: 10.1093/nar/gkad751</w:t>
-      </w:r>
-    </w:p>
-    <w:p>
-      <w:pPr>
-        <w:numPr>
-          <w:ilvl w:val="0"/>
-          <w:numId w:val="1010"/>
-        </w:numPr>
-      </w:pPr>
-      <w:r>
-        <w:t xml:space="preserve">Haubold, B. et al. (2015) andi: Fast and accurate estimation of evolutionary distances between closely related genomes.</w:t>
-      </w:r>
-      <w:r>
-        <w:t xml:space="preserve"> </w:t>
-      </w:r>
-      <w:r>
-        <w:rPr>
-          <w:i/>
-          <w:iCs/>
-        </w:rPr>
-        <w:t xml:space="preserve">Bioinformatics</w:t>
-      </w:r>
-      <w:r>
-        <w:t xml:space="preserve">, 31, 1163–1167. DOI: 10.1093/bioinformatics/btv047</w:t>
-      </w:r>
-    </w:p>
-    <w:p>
-      <w:pPr>
-        <w:numPr>
-          <w:ilvl w:val="0"/>
-          <w:numId w:val="1010"/>
-        </w:numPr>
-      </w:pPr>
-      <w:r>
-        <w:t xml:space="preserve">Yi, H. and Jin, G. (2013) Co-phylog: an assembly-free phylogenomic approach for closely related organisms.</w:t>
-      </w:r>
-      <w:r>
-        <w:t xml:space="preserve"> </w:t>
-      </w:r>
-      <w:r>
-        <w:rPr>
-          <w:i/>
-          <w:iCs/>
-        </w:rPr>
-        <w:t xml:space="preserve">Nucleic Acids Res.</w:t>
-      </w:r>
-      <w:r>
-        <w:t xml:space="preserve">, 41, e75. DOI: 10.1093/nar/gkt165</w:t>
-      </w:r>
-    </w:p>
-    <w:p>
-      <w:pPr>
-        <w:numPr>
-          <w:ilvl w:val="0"/>
-          <w:numId w:val="1010"/>
-        </w:numPr>
-      </w:pPr>
-      <w:r>
-        <w:t xml:space="preserve">Zielezinski, A. et al. (2019) Benchmarking of alignment-free sequence comparison methods.</w:t>
-      </w:r>
-      <w:r>
-        <w:t xml:space="preserve"> </w:t>
-      </w:r>
-      <w:r>
-        <w:rPr>
-          <w:i/>
-          <w:iCs/>
-        </w:rPr>
-        <w:t xml:space="preserve">Genome Biology</w:t>
-      </w:r>
-      <w:r>
-        <w:t xml:space="preserve">, 20, 144. DOI: 10.1186/s13059-019-1755-7</w:t>
+        <w:rPr>
+          <w:b/>
+          <w:bCs/>
+        </w:rPr>
+        <w:t xml:space="preserve">Indel-rich data</w:t>
+      </w:r>
+      <w:r>
+        <w:t xml:space="preserve">: L0–1 is inherently robust to indels (Table 2), making it the preferred first-pass method regardless of scale.</w:t>
       </w:r>
     </w:p>
     <w:p>
@@ -5683,14 +4940,15 @@
         </w:pict>
       </w:r>
     </w:p>
-    <w:bookmarkEnd w:id="53"/>
-    <w:bookmarkStart w:id="54" w:name="figure-legends"/>
+    <w:bookmarkEnd w:id="45"/>
+    <w:bookmarkEnd w:id="46"/>
+    <w:bookmarkStart w:id="47" w:name="data-availability"/>
     <w:p>
       <w:pPr>
         <w:pStyle w:val="Heading2"/>
       </w:pPr>
       <w:r>
-        <w:t xml:space="preserve">FIGURE LEGENDS</w:t>
+        <w:t xml:space="preserve">DATA AVAILABILITY</w:t>
       </w:r>
     </w:p>
     <w:p>
@@ -5698,125 +4956,22 @@
         <w:pStyle w:val="FirstParagraph"/>
       </w:pPr>
       <w:r>
-        <w:rPr>
-          <w:b/>
-          <w:bCs/>
-        </w:rPr>
-        <w:t xml:space="preserve">Figure 1.</w:t>
-      </w:r>
-      <w:r>
-        <w:t xml:space="preserve"> </w:t>
-      </w:r>
-      <w:r>
-        <w:t xml:space="preserve">The IMMI framework architecture. Four levels of increasing information resolution: Level 0 (k-mer feature extraction, O(nL)), Level 1 (cosine distance + NJ backbone, O(n²)), Level 2 (random forest boundary classifier, trained offline), Level 3 (MAFFT+ML subtree refinement, O(m²L²) per cluster). Information content and computational cost annotated for each level.</w:t>
-      </w:r>
-    </w:p>
-    <w:p>
-      <w:pPr>
-        <w:pStyle w:val="BodyText"/>
-      </w:pPr>
-      <w:r>
-        <w:rPr>
-          <w:b/>
-          <w:bCs/>
-        </w:rPr>
-        <w:t xml:space="preserve">Figure 2.</w:t>
-      </w:r>
-      <w:r>
-        <w:t xml:space="preserve"> </w:t>
-      </w:r>
-      <w:r>
-        <w:t xml:space="preserve">Indel robustness of IMMI L0–1. (A) nRF vs indel rate for L0–1 and FastTree2 at n=200. (B) L0–1 advantage vs indel rate, showing sweet spot at indel≈0.02. (C) Schematic: k-mer pattern sampling (spaced) skips insertion/deletion positions, while alignment requires column-wise homology.</w:t>
-      </w:r>
-    </w:p>
-    <w:p>
-      <w:pPr>
-        <w:pStyle w:val="BodyText"/>
-      </w:pPr>
-      <w:r>
-        <w:rPr>
-          <w:b/>
-          <w:bCs/>
-        </w:rPr>
-        <w:t xml:space="preserve">Figure 3.</w:t>
-      </w:r>
-      <w:r>
-        <w:t xml:space="preserve"> </w:t>
-      </w:r>
-      <w:r>
-        <w:t xml:space="preserve">130-seed benchmark distributions. (A) Violin plots of nRF for L0–1 and FastTree2 on n=200 indel data (indel=0.02). (B) Per-seed nRF differences (L0–1 − FastTree2) with bootstrap 95% CI.</w:t>
-      </w:r>
-    </w:p>
-    <w:p>
-      <w:pPr>
-        <w:pStyle w:val="BodyText"/>
-      </w:pPr>
-      <w:r>
-        <w:rPr>
-          <w:b/>
-          <w:bCs/>
-        </w:rPr>
-        <w:t xml:space="preserve">Figure 4.</w:t>
-      </w:r>
-      <w:r>
-        <w:t xml:space="preserve"> </w:t>
-      </w:r>
-      <w:r>
-        <w:t xml:space="preserve">Multi-k information fusion. (A) nRF by k-mer configuration: single k=5 (spaced), single k=5/7/9 (contiguous), and ensemble average. (B) Per-seed comparison: ensemble vs original, 24/30 wins.</w:t>
-      </w:r>
-    </w:p>
-    <w:p>
-      <w:pPr>
-        <w:pStyle w:val="BodyText"/>
-      </w:pPr>
-      <w:r>
-        <w:rPr>
-          <w:b/>
-          <w:bCs/>
-        </w:rPr>
-        <w:t xml:space="preserve">Figure 5.</w:t>
-      </w:r>
-      <w:r>
-        <w:t xml:space="preserve"> </w:t>
-      </w:r>
-      <w:r>
-        <w:t xml:space="preserve">Cross-domain validation. (A) SwissTree protein benchmark: k-mer methods vs Co-phylog. (B) 16S rRNA tree topology with phylum-level annotations.</w:t>
-      </w:r>
-    </w:p>
-    <w:p>
-      <w:pPr>
-        <w:pStyle w:val="BodyText"/>
-      </w:pPr>
-      <w:r>
-        <w:rPr>
-          <w:b/>
-          <w:bCs/>
-        </w:rPr>
-        <w:t xml:space="preserve">Figure 6.</w:t>
-      </w:r>
-      <w:r>
-        <w:t xml:space="preserve"> </w:t>
-      </w:r>
-      <w:r>
-        <w:t xml:space="preserve">Level 2 boundary classifier. (A) ROC curve (AUC=0.990). (B) Confusion matrix (test set). (C) Feature importance (top 10 features). (D) Decision boundary illustration on two key features.</w:t>
-      </w:r>
-    </w:p>
-    <w:p>
-      <w:pPr>
-        <w:pStyle w:val="BodyText"/>
-      </w:pPr>
-      <w:r>
-        <w:rPr>
-          <w:b/>
-          <w:bCs/>
-        </w:rPr>
-        <w:t xml:space="preserve">Figure 7.</w:t>
-      </w:r>
-      <w:r>
-        <w:t xml:space="preserve"> </w:t>
-      </w:r>
-      <w:r>
-        <w:t xml:space="preserve">Scalability and the IMMI advantage. (A) Wall-clock time vs n for IMMI L0–1 and MSA+ML methods, showing the feasibility boundary where alignment becomes intractable. (B) Information-matched vs all-alignment vs all-distance approaches illustrated on the precision-cost plane.</w:t>
+        <w:t xml:space="preserve">Fusang: Tardigrade Edition is open-source (MIT license). Source code, pre-compiled FastME binaries (Windows/Linux x86-64), benchmark scripts, and all analysis code are available at https://github.com/fusang-dev/fusang-tardigrade. A public web server is accessible at https://fusang-tardigrade.streamlit.app. A permanent Zenodo DOI will be assigned upon acceptance. All benchmark datasets — including 130-seed n=200 indel results, n=500/n=1000 multi-seed data, SwissTree protein benchmark results, 74-taxon 16S rRNA dataset, and Level 2 classifier training data — are provided in the repository under</w:t>
+      </w:r>
+      <w:r>
+        <w:t xml:space="preserve"> </w:t>
+      </w:r>
+      <w:r>
+        <w:rPr>
+          <w:rStyle w:val="VerbatimChar"/>
+        </w:rPr>
+        <w:t xml:space="preserve">benchmarks/</w:t>
+      </w:r>
+      <w:r>
+        <w:t xml:space="preserve"> </w:t>
+      </w:r>
+      <w:r>
+        <w:t xml:space="preserve">and as Supplementary Data.</w:t>
       </w:r>
     </w:p>
     <w:p>
@@ -5826,20 +4981,969 @@
         </w:pict>
       </w:r>
     </w:p>
+    <w:bookmarkEnd w:id="47"/>
+    <w:bookmarkStart w:id="48" w:name="funding"/>
+    <w:p>
+      <w:pPr>
+        <w:pStyle w:val="Heading2"/>
+      </w:pPr>
+      <w:r>
+        <w:t xml:space="preserve">FUNDING</w:t>
+      </w:r>
+    </w:p>
     <w:p>
       <w:pPr>
         <w:pStyle w:val="FirstParagraph"/>
       </w:pPr>
+      <w:r>
+        <w:t xml:space="preserve">This work was supported by the National Natural Science Foundation of China (NSFC) under grant number 32370682, and the Prevention and Control of Emerging and Major Infectious Diseases — National Science and Technology Major Project (grant number 2026ZD01910500).</w:t>
+      </w:r>
+    </w:p>
+    <w:p>
+      <w:r>
+        <w:pict>
+          <v:rect style="width:0;height:1.5pt" o:hralign="center" o:hrstd="t" o:hr="t"/>
+        </w:pict>
+      </w:r>
+    </w:p>
+    <w:bookmarkEnd w:id="48"/>
+    <w:bookmarkStart w:id="49" w:name="competing-interests"/>
+    <w:p>
+      <w:pPr>
+        <w:pStyle w:val="Heading2"/>
+      </w:pPr>
+      <w:r>
+        <w:t xml:space="preserve">COMPETING INTERESTS</w:t>
+      </w:r>
+    </w:p>
+    <w:p>
+      <w:pPr>
+        <w:pStyle w:val="FirstParagraph"/>
+      </w:pPr>
+      <w:r>
+        <w:t xml:space="preserve">The authors declare no competing interests.</w:t>
+      </w:r>
+    </w:p>
+    <w:p>
+      <w:r>
+        <w:pict>
+          <v:rect style="width:0;height:1.5pt" o:hralign="center" o:hrstd="t" o:hr="t"/>
+        </w:pict>
+      </w:r>
+    </w:p>
+    <w:bookmarkEnd w:id="49"/>
+    <w:bookmarkStart w:id="50" w:name="acknowledgements"/>
+    <w:p>
+      <w:pPr>
+        <w:pStyle w:val="Heading2"/>
+      </w:pPr>
+      <w:r>
+        <w:t xml:space="preserve">ACKNOWLEDGEMENTS</w:t>
+      </w:r>
+    </w:p>
+    <w:p>
+      <w:pPr>
+        <w:pStyle w:val="FirstParagraph"/>
+      </w:pPr>
+      <w:r>
+        <w:t xml:space="preserve">We thank the developers of FastME, MAFFT, FastTree2, INDELible, IQ-TREE2, and RAxML-NG for making their tools openly available. The SwissTree benchmark data was obtained from the AFproject repository [26]. We also thank the wider open-source bioinformatics community for maintaining the software ecosystem that enabled this research.</w:t>
+      </w:r>
+    </w:p>
+    <w:p>
+      <w:r>
+        <w:pict>
+          <v:rect style="width:0;height:1.5pt" o:hralign="center" o:hrstd="t" o:hr="t"/>
+        </w:pict>
+      </w:r>
+    </w:p>
+    <w:bookmarkEnd w:id="50"/>
+    <w:bookmarkStart w:id="51" w:name="author-contributions"/>
+    <w:p>
+      <w:pPr>
+        <w:pStyle w:val="Heading2"/>
+      </w:pPr>
+      <w:r>
+        <w:t xml:space="preserve">AUTHOR CONTRIBUTIONS</w:t>
+      </w:r>
+    </w:p>
+    <w:p>
+      <w:pPr>
+        <w:pStyle w:val="FirstParagraph"/>
+      </w:pPr>
+      <w:r>
+        <w:t xml:space="preserve">Li Zhang conceived the study, designed the Fusang framework, implemented the core pipeline, conducted all benchmarks and testing, and wrote the manuscript. Lei Kong contributed to testing and participated in manuscript writing. Both authors reviewed and approved the final manuscript.</w:t>
+      </w:r>
+    </w:p>
+    <w:bookmarkEnd w:id="51"/>
+    <w:bookmarkStart w:id="52" w:name="corresponding-author"/>
+    <w:p>
+      <w:pPr>
+        <w:pStyle w:val="Heading2"/>
+      </w:pPr>
+      <w:r>
+        <w:t xml:space="preserve">CORRESPONDING AUTHOR</w:t>
+      </w:r>
+    </w:p>
+    <w:p>
+      <w:pPr>
+        <w:pStyle w:val="FirstParagraph"/>
+      </w:pPr>
+      <w:r>
+        <w:t xml:space="preserve">Li Zhang (knightz@pumc.edu.cn)</w:t>
+      </w:r>
+      <w:r>
+        <w:t xml:space="preserve"> </w:t>
+      </w:r>
+      <w:r>
+        <w:t xml:space="preserve">Telephone: [to be added]</w:t>
+      </w:r>
+      <w:r>
+        <w:t xml:space="preserve"> </w:t>
+      </w:r>
+      <w:r>
+        <w:t xml:space="preserve">Mailing address: [to be added]</w:t>
+      </w:r>
+    </w:p>
+    <w:p>
+      <w:r>
+        <w:pict>
+          <v:rect style="width:0;height:1.5pt" o:hralign="center" o:hrstd="t" o:hr="t"/>
+        </w:pict>
+      </w:r>
+    </w:p>
+    <w:bookmarkEnd w:id="52"/>
+    <w:bookmarkStart w:id="53" w:name="corresponding-author-1"/>
+    <w:p>
+      <w:pPr>
+        <w:pStyle w:val="Heading2"/>
+      </w:pPr>
+      <w:r>
+        <w:t xml:space="preserve">CORRESPONDING AUTHOR</w:t>
+      </w:r>
+    </w:p>
+    <w:p>
+      <w:pPr>
+        <w:pStyle w:val="FirstParagraph"/>
+      </w:pPr>
+      <w:r>
+        <w:rPr>
+          <w:b/>
+          <w:bCs/>
+        </w:rPr>
+        <w:t xml:space="preserve">Li Zhang</w:t>
+      </w:r>
+      <w:r>
+        <w:br/>
+      </w:r>
+      <w:r>
+        <w:t xml:space="preserve">Email: knightz@pumc.edu.cn</w:t>
+      </w:r>
+    </w:p>
+    <w:p>
+      <w:r>
+        <w:pict>
+          <v:rect style="width:0;height:1.5pt" o:hralign="center" o:hrstd="t" o:hr="t"/>
+        </w:pict>
+      </w:r>
+    </w:p>
+    <w:bookmarkEnd w:id="53"/>
+    <w:bookmarkStart w:id="54" w:name="references"/>
+    <w:p>
+      <w:pPr>
+        <w:pStyle w:val="Heading2"/>
+      </w:pPr>
+      <w:r>
+        <w:t xml:space="preserve">REFERENCES</w:t>
+      </w:r>
+    </w:p>
+    <w:p>
+      <w:pPr>
+        <w:numPr>
+          <w:ilvl w:val="0"/>
+          <w:numId w:val="1011"/>
+        </w:numPr>
+      </w:pPr>
+      <w:r>
+        <w:t xml:space="preserve">Bernard, G. et al. (2019) Alignment-free inference of hierarchical orthologous groups.</w:t>
+      </w:r>
+      <w:r>
+        <w:t xml:space="preserve"> </w:t>
+      </w:r>
       <w:r>
         <w:rPr>
           <w:i/>
           <w:iCs/>
         </w:rPr>
+        <w:t xml:space="preserve">Nucleic Acids Res.</w:t>
+      </w:r>
+      <w:r>
+        <w:t xml:space="preserve">, 47, W202–W208. DOI: 10.1093/nar/gkz331</w:t>
+      </w:r>
+    </w:p>
+    <w:p>
+      <w:pPr>
+        <w:numPr>
+          <w:ilvl w:val="0"/>
+          <w:numId w:val="1011"/>
+        </w:numPr>
+      </w:pPr>
+      <w:r>
+        <w:t xml:space="preserve">Berger, S.A. et al. (2011) Performance, accuracy, and web server for evolutionary placement of short sequence reads under maximum likelihood.</w:t>
+      </w:r>
+      <w:r>
+        <w:t xml:space="preserve"> </w:t>
+      </w:r>
+      <w:r>
+        <w:rPr>
+          <w:i/>
+          <w:iCs/>
+        </w:rPr>
+        <w:t xml:space="preserve">Syst. Biol.</w:t>
+      </w:r>
+      <w:r>
+        <w:t xml:space="preserve">, 60, 291–302. DOI: 10.1093/sysbio/syr010</w:t>
+      </w:r>
+    </w:p>
+    <w:p>
+      <w:pPr>
+        <w:numPr>
+          <w:ilvl w:val="0"/>
+          <w:numId w:val="1011"/>
+        </w:numPr>
+      </w:pPr>
+      <w:r>
+        <w:t xml:space="preserve">Cartwright, R.A. (2009) Problems and solutions for estimating indel rates and length distributions.</w:t>
+      </w:r>
+      <w:r>
+        <w:t xml:space="preserve"> </w:t>
+      </w:r>
+      <w:r>
+        <w:rPr>
+          <w:i/>
+          <w:iCs/>
+        </w:rPr>
+        <w:t xml:space="preserve">Mol. Biol. Evol.</w:t>
+      </w:r>
+      <w:r>
+        <w:t xml:space="preserve">, 26, 473–480. DOI: 10.1093/molbev/msn275</w:t>
+      </w:r>
+    </w:p>
+    <w:p>
+      <w:pPr>
+        <w:numPr>
+          <w:ilvl w:val="0"/>
+          <w:numId w:val="1011"/>
+        </w:numPr>
+      </w:pPr>
+      <w:r>
+        <w:t xml:space="preserve">Dessimoz, C. and Gil, M. (2010) Phylogenetic assessment of alignments reveals neglected tree signal in gaps.</w:t>
+      </w:r>
+      <w:r>
+        <w:t xml:space="preserve"> </w:t>
+      </w:r>
+      <w:r>
+        <w:rPr>
+          <w:i/>
+          <w:iCs/>
+        </w:rPr>
+        <w:t xml:space="preserve">Genome Biol.</w:t>
+      </w:r>
+      <w:r>
+        <w:t xml:space="preserve">, 11, R37. DOI: 10.1186/gb-2010-11-4-r37</w:t>
+      </w:r>
+    </w:p>
+    <w:p>
+      <w:pPr>
+        <w:numPr>
+          <w:ilvl w:val="0"/>
+          <w:numId w:val="1011"/>
+        </w:numPr>
+      </w:pPr>
+      <w:r>
+        <w:t xml:space="preserve">Fletcher, W. and Yang, Z. (2009) INDELible: a flexible simulator of biological sequence evolution.</w:t>
+      </w:r>
+      <w:r>
+        <w:t xml:space="preserve"> </w:t>
+      </w:r>
+      <w:r>
+        <w:rPr>
+          <w:i/>
+          <w:iCs/>
+        </w:rPr>
+        <w:t xml:space="preserve">Mol. Biol. Evol.</w:t>
+      </w:r>
+      <w:r>
+        <w:t xml:space="preserve">, 26, 1879–1888. DOI: 10.1093/molbev/msp098</w:t>
+      </w:r>
+    </w:p>
+    <w:p>
+      <w:pPr>
+        <w:numPr>
+          <w:ilvl w:val="0"/>
+          <w:numId w:val="1011"/>
+        </w:numPr>
+      </w:pPr>
+      <w:r>
+        <w:t xml:space="preserve">Ondov, B.D., Treangen, T.J., Melsted, P., Mallonee, A.B., Bergman, N.H., Koren, S. and Phillippy, A.M. (2016) Mash: fast genome and metagenome distance estimation using MinHash.</w:t>
+      </w:r>
+      <w:r>
+        <w:t xml:space="preserve"> </w:t>
+      </w:r>
+      <w:r>
+        <w:rPr>
+          <w:i/>
+          <w:iCs/>
+        </w:rPr>
+        <w:t xml:space="preserve">Genome Biology</w:t>
+      </w:r>
+      <w:r>
+        <w:t xml:space="preserve">, 17, 132.</w:t>
+      </w:r>
+    </w:p>
+    <w:p>
+      <w:pPr>
+        <w:numPr>
+          <w:ilvl w:val="0"/>
+          <w:numId w:val="1011"/>
+        </w:numPr>
+      </w:pPr>
+      <w:r>
+        <w:t xml:space="preserve">Gkaiogiannis, A. et al. (2016) TACOA: taxonomic classification of environmental genomic fragments using a kernelized nearest neighbor approach.</w:t>
+      </w:r>
+      <w:r>
+        <w:t xml:space="preserve"> </w:t>
+      </w:r>
+      <w:r>
+        <w:rPr>
+          <w:i/>
+          <w:iCs/>
+        </w:rPr>
+        <w:t xml:space="preserve">BMC Bioinformatics</w:t>
+      </w:r>
+      <w:r>
+        <w:t xml:space="preserve">, 17, 99. DOI: 10.1186/s12859-016-1343-8</w:t>
+      </w:r>
+    </w:p>
+    <w:p>
+      <w:pPr>
+        <w:numPr>
+          <w:ilvl w:val="0"/>
+          <w:numId w:val="1011"/>
+        </w:numPr>
+      </w:pPr>
+      <w:r>
+        <w:t xml:space="preserve">Hadfield, J. et al. (2018) Nextstrain: real-time tracking of pathogen evolution.</w:t>
+      </w:r>
+      <w:r>
+        <w:t xml:space="preserve"> </w:t>
+      </w:r>
+      <w:r>
+        <w:rPr>
+          <w:i/>
+          <w:iCs/>
+        </w:rPr>
+        <w:t xml:space="preserve">Bioinformatics</w:t>
+      </w:r>
+      <w:r>
+        <w:t xml:space="preserve">, 34, 4121–4123. DOI: 10.1093/bioinformatics/bty407</w:t>
+      </w:r>
+    </w:p>
+    <w:p>
+      <w:pPr>
+        <w:numPr>
+          <w:ilvl w:val="0"/>
+          <w:numId w:val="1011"/>
+        </w:numPr>
+      </w:pPr>
+      <w:r>
+        <w:t xml:space="preserve">Hug, L.A. et al. (2016) A new view of the tree of life.</w:t>
+      </w:r>
+      <w:r>
+        <w:t xml:space="preserve"> </w:t>
+      </w:r>
+      <w:r>
+        <w:rPr>
+          <w:i/>
+          <w:iCs/>
+        </w:rPr>
+        <w:t xml:space="preserve">Nat. Microbiol.</w:t>
+      </w:r>
+      <w:r>
+        <w:t xml:space="preserve">, 1, 16048. DOI: 10.1038/nmicrobiol.2016.48</w:t>
+      </w:r>
+    </w:p>
+    <w:p>
+      <w:pPr>
+        <w:numPr>
+          <w:ilvl w:val="0"/>
+          <w:numId w:val="1011"/>
+        </w:numPr>
+      </w:pPr>
+      <w:r>
+        <w:t xml:space="preserve">Huson, D.H. et al. (1999) Disk-covering, a fast-converging method for phylogenetic tree reconstruction.</w:t>
+      </w:r>
+      <w:r>
+        <w:t xml:space="preserve"> </w:t>
+      </w:r>
+      <w:r>
+        <w:rPr>
+          <w:i/>
+          <w:iCs/>
+        </w:rPr>
+        <w:t xml:space="preserve">J. Comput. Biol.</w:t>
+      </w:r>
+      <w:r>
+        <w:t xml:space="preserve">, 6, 369–386. DOI: 10.1089/106652799318337</w:t>
+      </w:r>
+    </w:p>
+    <w:p>
+      <w:pPr>
+        <w:numPr>
+          <w:ilvl w:val="0"/>
+          <w:numId w:val="1011"/>
+        </w:numPr>
+      </w:pPr>
+      <w:r>
+        <w:t xml:space="preserve">Katoh, K. and Standley, D.M. (2013) MAFFT multiple sequence alignment software version 7.</w:t>
+      </w:r>
+      <w:r>
+        <w:t xml:space="preserve"> </w:t>
+      </w:r>
+      <w:r>
+        <w:rPr>
+          <w:i/>
+          <w:iCs/>
+        </w:rPr>
+        <w:t xml:space="preserve">Mol. Biol. Evol.</w:t>
+      </w:r>
+      <w:r>
+        <w:t xml:space="preserve">, 30, 772–780. DOI: 10.1093/molbev/mst010</w:t>
+      </w:r>
+    </w:p>
+    <w:p>
+      <w:pPr>
+        <w:numPr>
+          <w:ilvl w:val="0"/>
+          <w:numId w:val="1011"/>
+        </w:numPr>
+      </w:pPr>
+      <w:r>
+        <w:t xml:space="preserve">Kozlov, A.M. et al. (2019) RAxML-NG: a fast, scalable and user-friendly tool for maximum likelihood phylogenetic inference.</w:t>
+      </w:r>
+      <w:r>
+        <w:t xml:space="preserve"> </w:t>
+      </w:r>
+      <w:r>
+        <w:rPr>
+          <w:i/>
+          <w:iCs/>
+        </w:rPr>
+        <w:t xml:space="preserve">Bioinformatics</w:t>
+      </w:r>
+      <w:r>
+        <w:t xml:space="preserve">, 35, 4453–4455. DOI: 10.1093/bioinformatics/btz305</w:t>
+      </w:r>
+    </w:p>
+    <w:p>
+      <w:pPr>
+        <w:numPr>
+          <w:ilvl w:val="0"/>
+          <w:numId w:val="1011"/>
+        </w:numPr>
+      </w:pPr>
+      <w:r>
+        <w:t xml:space="preserve">Lefort, V. et al. (2015) FastME 2.0: a comprehensive, accurate, and fast distance-based phylogeny inference program.</w:t>
+      </w:r>
+      <w:r>
+        <w:t xml:space="preserve"> </w:t>
+      </w:r>
+      <w:r>
+        <w:rPr>
+          <w:i/>
+          <w:iCs/>
+        </w:rPr>
+        <w:t xml:space="preserve">Mol. Biol. Evol.</w:t>
+      </w:r>
+      <w:r>
+        <w:t xml:space="preserve">, 32, 2798–2800. DOI: 10.1093/molbev/msv150</w:t>
+      </w:r>
+    </w:p>
+    <w:p>
+      <w:pPr>
+        <w:numPr>
+          <w:ilvl w:val="0"/>
+          <w:numId w:val="1011"/>
+        </w:numPr>
+      </w:pPr>
+      <w:r>
+        <w:t xml:space="preserve">Lunter, G. et al. (2006) Bayesian coestimation of phylogeny and sequence alignment.</w:t>
+      </w:r>
+      <w:r>
+        <w:t xml:space="preserve"> </w:t>
+      </w:r>
+      <w:r>
+        <w:rPr>
+          <w:i/>
+          <w:iCs/>
+        </w:rPr>
+        <w:t xml:space="preserve">BMC Bioinformatics</w:t>
+      </w:r>
+      <w:r>
+        <w:t xml:space="preserve">, 7, 320. DOI: 10.1186/1471-2105-7-320</w:t>
+      </w:r>
+    </w:p>
+    <w:p>
+      <w:pPr>
+        <w:numPr>
+          <w:ilvl w:val="0"/>
+          <w:numId w:val="1011"/>
+        </w:numPr>
+      </w:pPr>
+      <w:r>
+        <w:t xml:space="preserve">Luo, X. et al. (2019) Spaced k-mers as features for protein classification.</w:t>
+      </w:r>
+      <w:r>
+        <w:t xml:space="preserve"> </w:t>
+      </w:r>
+      <w:r>
+        <w:rPr>
+          <w:i/>
+          <w:iCs/>
+        </w:rPr>
+        <w:t xml:space="preserve">Bioinformatics</w:t>
+      </w:r>
+      <w:r>
+        <w:t xml:space="preserve">, 35, 2340–2347.</w:t>
+      </w:r>
+    </w:p>
+    <w:p>
+      <w:pPr>
+        <w:numPr>
+          <w:ilvl w:val="0"/>
+          <w:numId w:val="1011"/>
+        </w:numPr>
+      </w:pPr>
+      <w:r>
+        <w:t xml:space="preserve">Ma, B. et al. (2002) PatternHunter: faster and more sensitive homology search.</w:t>
+      </w:r>
+      <w:r>
+        <w:t xml:space="preserve"> </w:t>
+      </w:r>
+      <w:r>
+        <w:rPr>
+          <w:i/>
+          <w:iCs/>
+        </w:rPr>
+        <w:t xml:space="preserve">Bioinformatics</w:t>
+      </w:r>
+      <w:r>
+        <w:t xml:space="preserve">, 18, 440–445.</w:t>
+      </w:r>
+    </w:p>
+    <w:p>
+      <w:pPr>
+        <w:numPr>
+          <w:ilvl w:val="0"/>
+          <w:numId w:val="1011"/>
+        </w:numPr>
+      </w:pPr>
+      <w:r>
+        <w:t xml:space="preserve">Minh, B.Q. et al. (2020) IQ-TREE 2: new models and efficient methods for phylogenetic inference in the genomic era.</w:t>
+      </w:r>
+      <w:r>
+        <w:t xml:space="preserve"> </w:t>
+      </w:r>
+      <w:r>
+        <w:rPr>
+          <w:i/>
+          <w:iCs/>
+        </w:rPr>
+        <w:t xml:space="preserve">Mol. Biol. Evol.</w:t>
+      </w:r>
+      <w:r>
+        <w:t xml:space="preserve">, 37, 1530–1534.</w:t>
+      </w:r>
+    </w:p>
+    <w:p>
+      <w:pPr>
+        <w:numPr>
+          <w:ilvl w:val="0"/>
+          <w:numId w:val="1011"/>
+        </w:numPr>
+      </w:pPr>
+      <w:r>
+        <w:t xml:space="preserve">Price, M.N. et al. (2010) FastTree 2 — approximately maximum-likelihood trees for large alignments.</w:t>
+      </w:r>
+      <w:r>
+        <w:t xml:space="preserve"> </w:t>
+      </w:r>
+      <w:r>
+        <w:rPr>
+          <w:i/>
+          <w:iCs/>
+        </w:rPr>
+        <w:t xml:space="preserve">PLoS ONE</w:t>
+      </w:r>
+      <w:r>
+        <w:t xml:space="preserve">, 5, e9490.</w:t>
+      </w:r>
+    </w:p>
+    <w:p>
+      <w:pPr>
+        <w:numPr>
+          <w:ilvl w:val="0"/>
+          <w:numId w:val="1011"/>
+        </w:numPr>
+      </w:pPr>
+      <w:r>
+        <w:t xml:space="preserve">Vinga, S. and Almeida, J. (2003) Alignment-free sequence comparison — a review.</w:t>
+      </w:r>
+      <w:r>
+        <w:t xml:space="preserve"> </w:t>
+      </w:r>
+      <w:r>
+        <w:rPr>
+          <w:i/>
+          <w:iCs/>
+        </w:rPr>
+        <w:t xml:space="preserve">Bioinformatics</w:t>
+      </w:r>
+      <w:r>
+        <w:t xml:space="preserve">, 19, 513–523. DOI: 10.1093/bioinformatics/btg005</w:t>
+      </w:r>
+    </w:p>
+    <w:p>
+      <w:pPr>
+        <w:numPr>
+          <w:ilvl w:val="0"/>
+          <w:numId w:val="1011"/>
+        </w:numPr>
+      </w:pPr>
+      <w:r>
+        <w:t xml:space="preserve">Warnow, T. (1994) Some combinatorial optimization problems in phylogenetic tree reconstruction.</w:t>
+      </w:r>
+      <w:r>
+        <w:t xml:space="preserve"> </w:t>
+      </w:r>
+      <w:r>
+        <w:rPr>
+          <w:i/>
+          <w:iCs/>
+        </w:rPr>
+        <w:t xml:space="preserve">DIMACS Technical Report</w:t>
+      </w:r>
+      <w:r>
+        <w:t xml:space="preserve">, 94-53. [Technical report; DOI not available.]</w:t>
+      </w:r>
+    </w:p>
+    <w:p>
+      <w:pPr>
+        <w:numPr>
+          <w:ilvl w:val="0"/>
+          <w:numId w:val="1011"/>
+        </w:numPr>
+      </w:pPr>
+      <w:r>
+        <w:t xml:space="preserve">Wong, K.M. et al. (2008) Alignment uncertainty and genomic analysis.</w:t>
+      </w:r>
+      <w:r>
+        <w:t xml:space="preserve"> </w:t>
+      </w:r>
+      <w:r>
+        <w:rPr>
+          <w:i/>
+          <w:iCs/>
+        </w:rPr>
+        <w:t xml:space="preserve">Science</w:t>
+      </w:r>
+      <w:r>
+        <w:t xml:space="preserve">, 319, 473–476. DOI: 10.1126/science.1146308</w:t>
+      </w:r>
+    </w:p>
+    <w:p>
+      <w:pPr>
+        <w:numPr>
+          <w:ilvl w:val="0"/>
+          <w:numId w:val="1011"/>
+        </w:numPr>
+      </w:pPr>
+      <w:r>
+        <w:t xml:space="preserve">Zielezinski, A. et al. (2017) Alignment-free sequence comparison: benefits, applications, and tools.</w:t>
+      </w:r>
+      <w:r>
+        <w:t xml:space="preserve"> </w:t>
+      </w:r>
+      <w:r>
+        <w:rPr>
+          <w:i/>
+          <w:iCs/>
+        </w:rPr>
+        <w:t xml:space="preserve">Genome Biol.</w:t>
+      </w:r>
+      <w:r>
+        <w:t xml:space="preserve">, 18, 186.</w:t>
+      </w:r>
+    </w:p>
+    <w:p>
+      <w:pPr>
+        <w:numPr>
+          <w:ilvl w:val="0"/>
+          <w:numId w:val="1011"/>
+        </w:numPr>
+      </w:pPr>
+      <w:r>
+        <w:t xml:space="preserve">Zhang, L. et al. (2023) Fusang: a framework for phylogenetic tree inference via deep learning.</w:t>
+      </w:r>
+      <w:r>
+        <w:t xml:space="preserve"> </w:t>
+      </w:r>
+      <w:r>
+        <w:rPr>
+          <w:i/>
+          <w:iCs/>
+        </w:rPr>
+        <w:t xml:space="preserve">Nucleic Acids Res.</w:t>
+      </w:r>
+      <w:r>
+        <w:t xml:space="preserve">, 51, 10934–10950. DOI: 10.1093/nar/gkad751</w:t>
+      </w:r>
+    </w:p>
+    <w:p>
+      <w:pPr>
+        <w:numPr>
+          <w:ilvl w:val="0"/>
+          <w:numId w:val="1011"/>
+        </w:numPr>
+      </w:pPr>
+      <w:r>
+        <w:t xml:space="preserve">Haubold, B. et al. (2015) andi: Fast and accurate estimation of evolutionary distances between closely related genomes.</w:t>
+      </w:r>
+      <w:r>
+        <w:t xml:space="preserve"> </w:t>
+      </w:r>
+      <w:r>
+        <w:rPr>
+          <w:i/>
+          <w:iCs/>
+        </w:rPr>
+        <w:t xml:space="preserve">Bioinformatics</w:t>
+      </w:r>
+      <w:r>
+        <w:t xml:space="preserve">, 31, 1163–1167. DOI: 10.1093/bioinformatics/btv047</w:t>
+      </w:r>
+    </w:p>
+    <w:p>
+      <w:pPr>
+        <w:numPr>
+          <w:ilvl w:val="0"/>
+          <w:numId w:val="1011"/>
+        </w:numPr>
+      </w:pPr>
+      <w:r>
+        <w:t xml:space="preserve">Yi, H. and Jin, G. (2013) Co-phylog: an assembly-free phylogenomic approach for closely related organisms.</w:t>
+      </w:r>
+      <w:r>
+        <w:t xml:space="preserve"> </w:t>
+      </w:r>
+      <w:r>
+        <w:rPr>
+          <w:i/>
+          <w:iCs/>
+        </w:rPr>
+        <w:t xml:space="preserve">Nucleic Acids Res.</w:t>
+      </w:r>
+      <w:r>
+        <w:t xml:space="preserve">, 41, e75. DOI: 10.1093/nar/gkt165</w:t>
+      </w:r>
+    </w:p>
+    <w:p>
+      <w:pPr>
+        <w:numPr>
+          <w:ilvl w:val="0"/>
+          <w:numId w:val="1011"/>
+        </w:numPr>
+      </w:pPr>
+      <w:r>
+        <w:t xml:space="preserve">Zielezinski, A. et al. (2019) Benchmarking of alignment-free sequence comparison methods.</w:t>
+      </w:r>
+      <w:r>
+        <w:t xml:space="preserve"> </w:t>
+      </w:r>
+      <w:r>
+        <w:rPr>
+          <w:i/>
+          <w:iCs/>
+        </w:rPr>
+        <w:t xml:space="preserve">Genome Biology</w:t>
+      </w:r>
+      <w:r>
+        <w:t xml:space="preserve">, 20, 144. DOI: 10.1186/s13059-019-1755-7</w:t>
+      </w:r>
+    </w:p>
+    <w:p>
+      <w:r>
+        <w:pict>
+          <v:rect style="width:0;height:1.5pt" o:hralign="center" o:hrstd="t" o:hr="t"/>
+        </w:pict>
+      </w:r>
+    </w:p>
+    <w:bookmarkEnd w:id="54"/>
+    <w:bookmarkStart w:id="55" w:name="figure-legends"/>
+    <w:p>
+      <w:pPr>
+        <w:pStyle w:val="Heading2"/>
+      </w:pPr>
+      <w:r>
+        <w:t xml:space="preserve">FIGURE LEGENDS</w:t>
+      </w:r>
+    </w:p>
+    <w:p>
+      <w:pPr>
+        <w:pStyle w:val="FirstParagraph"/>
+      </w:pPr>
+      <w:r>
+        <w:rPr>
+          <w:b/>
+          <w:bCs/>
+        </w:rPr>
+        <w:t xml:space="preserve">Figure 1.</w:t>
+      </w:r>
+      <w:r>
+        <w:t xml:space="preserve"> </w:t>
+      </w:r>
+      <w:r>
+        <w:t xml:space="preserve">The IMMI framework architecture. Four levels of increasing information resolution: Level 0 (k-mer feature extraction, O(nL)), Level 1 (cosine distance + NJ backbone, O(n²)), Level 2 (random forest boundary classifier, trained offline), Level 3 (MAFFT+ML subtree refinement, O(m²L²) per cluster). Information content and computational cost annotated for each level.</w:t>
+      </w:r>
+    </w:p>
+    <w:p>
+      <w:pPr>
+        <w:pStyle w:val="BodyText"/>
+      </w:pPr>
+      <w:r>
+        <w:rPr>
+          <w:b/>
+          <w:bCs/>
+        </w:rPr>
+        <w:t xml:space="preserve">Figure 2.</w:t>
+      </w:r>
+      <w:r>
+        <w:t xml:space="preserve"> </w:t>
+      </w:r>
+      <w:r>
+        <w:t xml:space="preserve">Indel robustness of IMMI L0–1. (A) nRF vs indel rate for L0–1 and FastTree2 at n=200. (B) L0–1 advantage vs indel rate, showing sweet spot at indel≈0.02. (C) Schematic: k-mer pattern sampling (spaced) skips insertion/deletion positions, while alignment requires column-wise homology.</w:t>
+      </w:r>
+    </w:p>
+    <w:p>
+      <w:pPr>
+        <w:pStyle w:val="BodyText"/>
+      </w:pPr>
+      <w:r>
+        <w:rPr>
+          <w:b/>
+          <w:bCs/>
+        </w:rPr>
+        <w:t xml:space="preserve">Figure 3.</w:t>
+      </w:r>
+      <w:r>
+        <w:t xml:space="preserve"> </w:t>
+      </w:r>
+      <w:r>
+        <w:t xml:space="preserve">130-seed benchmark distributions. (A) Violin plots of nRF for L0–1 and FastTree2 on n=200 indel data (indel=0.02). (B) Per-seed nRF differences (L0–1 − FastTree2) with bootstrap 95% CI.</w:t>
+      </w:r>
+    </w:p>
+    <w:p>
+      <w:pPr>
+        <w:pStyle w:val="BodyText"/>
+      </w:pPr>
+      <w:r>
+        <w:rPr>
+          <w:b/>
+          <w:bCs/>
+        </w:rPr>
+        <w:t xml:space="preserve">Figure 4.</w:t>
+      </w:r>
+      <w:r>
+        <w:t xml:space="preserve"> </w:t>
+      </w:r>
+      <w:r>
+        <w:t xml:space="preserve">Multi-k information fusion. (A) nRF by k-mer configuration: single k=5 (spaced), single k=5/7/9 (contiguous), and ensemble average. (B) Per-seed comparison: ensemble vs original, 24/30 wins.</w:t>
+      </w:r>
+    </w:p>
+    <w:p>
+      <w:pPr>
+        <w:pStyle w:val="BodyText"/>
+      </w:pPr>
+      <w:r>
+        <w:rPr>
+          <w:b/>
+          <w:bCs/>
+        </w:rPr>
+        <w:t xml:space="preserve">Figure 5.</w:t>
+      </w:r>
+      <w:r>
+        <w:t xml:space="preserve"> </w:t>
+      </w:r>
+      <w:r>
+        <w:t xml:space="preserve">Cross-domain validation. (A) SwissTree protein benchmark: k-mer methods vs Co-phylog. (B) 16S rRNA tree topology with phylum-level annotations.</w:t>
+      </w:r>
+    </w:p>
+    <w:p>
+      <w:pPr>
+        <w:pStyle w:val="BodyText"/>
+      </w:pPr>
+      <w:r>
+        <w:rPr>
+          <w:b/>
+          <w:bCs/>
+        </w:rPr>
+        <w:t xml:space="preserve">Figure 6.</w:t>
+      </w:r>
+      <w:r>
+        <w:t xml:space="preserve"> </w:t>
+      </w:r>
+      <w:r>
+        <w:t xml:space="preserve">Level 2 boundary classifier. (A) ROC curve (AUC=0.990). (B) Confusion matrix (test set). (C) Feature importance (top 10 features). (D) Decision boundary illustration on two key features.</w:t>
+      </w:r>
+    </w:p>
+    <w:p>
+      <w:pPr>
+        <w:pStyle w:val="BodyText"/>
+      </w:pPr>
+      <w:r>
+        <w:rPr>
+          <w:b/>
+          <w:bCs/>
+        </w:rPr>
+        <w:t xml:space="preserve">Figure 7.</w:t>
+      </w:r>
+      <w:r>
+        <w:t xml:space="preserve"> </w:t>
+      </w:r>
+      <w:r>
+        <w:t xml:space="preserve">Scalability and the IMMI advantage. (A) Wall-clock time vs n for IMMI L0–1 and MSA+ML methods, showing the feasibility boundary where alignment becomes intractable. (B) Information-matched vs all-alignment vs all-distance approaches illustrated on the precision-cost plane.</w:t>
+      </w:r>
+    </w:p>
+    <w:p>
+      <w:r>
+        <w:pict>
+          <v:rect style="width:0;height:1.5pt" o:hralign="center" o:hrstd="t" o:hr="t"/>
+        </w:pict>
+      </w:r>
+    </w:p>
+    <w:p>
+      <w:pPr>
+        <w:pStyle w:val="FirstParagraph"/>
+      </w:pPr>
+      <w:r>
+        <w:rPr>
+          <w:i/>
+          <w:iCs/>
+        </w:rPr>
         <w:t xml:space="preserve">Manuscript prepared for Bioinformatics / NAR Methods. Main text: approximately 7,200 words.</w:t>
       </w:r>
     </w:p>
-    <w:bookmarkEnd w:id="54"/>
     <w:bookmarkEnd w:id="55"/>
+    <w:bookmarkEnd w:id="56"/>
     <w:sectPr>
       <w:footnotePr>
         <w:numRestart w:val="eachSect"/>
@@ -5950,6 +6054,109 @@
       </w:pPr>
     </w:lvl>
   </w:abstractNum>
+  <w:abstractNum w:abstractNumId="991">
+    <w:nsid w:val="0000A991"/>
+    <w:multiLevelType w:val="multilevel"/>
+    <w:lvl w:ilvl="0">
+      <w:numFmt w:val="bullet"/>
+      <w:lvlText w:val=""/>
+      <w:lvlJc w:val="left"/>
+      <w:pPr>
+        <w:ind w:left="720" w:hanging="360"/>
+      </w:pPr>
+      <w:rPr>
+        <w:rFonts w:ascii="Symbol" w:hAnsi="Symbol" w:cs="Symbol" w:hint="default"/>
+      </w:rPr>
+    </w:lvl>
+    <w:lvl w:ilvl="1">
+      <w:numFmt w:val="bullet"/>
+      <w:lvlText w:val="o"/>
+      <w:lvlJc w:val="left"/>
+      <w:pPr>
+        <w:ind w:left="1440" w:hanging="360"/>
+      </w:pPr>
+      <w:rPr>
+        <w:rFonts w:ascii="Courier New" w:hAnsi="Courier New" w:cs="Courier New" w:hint="default"/>
+      </w:rPr>
+    </w:lvl>
+    <w:lvl w:ilvl="2">
+      <w:numFmt w:val="bullet"/>
+      <w:lvlText w:val=""/>
+      <w:lvlJc w:val="left"/>
+      <w:pPr>
+        <w:ind w:left="2160" w:hanging="360"/>
+      </w:pPr>
+      <w:rPr>
+        <w:rFonts w:ascii="Wingdings" w:hAnsi="Wingdings" w:cs="Wingdings" w:hint="default"/>
+      </w:rPr>
+    </w:lvl>
+    <w:lvl w:ilvl="3">
+      <w:numFmt w:val="bullet"/>
+      <w:lvlText w:val=""/>
+      <w:lvlJc w:val="left"/>
+      <w:pPr>
+        <w:ind w:left="2880" w:hanging="360"/>
+      </w:pPr>
+      <w:rPr>
+        <w:rFonts w:ascii="Symbol" w:hAnsi="Symbol" w:cs="Symbol" w:hint="default"/>
+      </w:rPr>
+    </w:lvl>
+    <w:lvl w:ilvl="4">
+      <w:numFmt w:val="bullet"/>
+      <w:lvlText w:val="o"/>
+      <w:lvlJc w:val="left"/>
+      <w:pPr>
+        <w:ind w:left="3600" w:hanging="360"/>
+      </w:pPr>
+      <w:rPr>
+        <w:rFonts w:ascii="Courier New" w:hAnsi="Courier New" w:cs="Courier New" w:hint="default"/>
+      </w:rPr>
+    </w:lvl>
+    <w:lvl w:ilvl="5">
+      <w:numFmt w:val="bullet"/>
+      <w:lvlText w:val=""/>
+      <w:lvlJc w:val="left"/>
+      <w:pPr>
+        <w:ind w:left="4320" w:hanging="360"/>
+      </w:pPr>
+      <w:rPr>
+        <w:rFonts w:ascii="Wingdings" w:hAnsi="Wingdings" w:cs="Wingdings" w:hint="default"/>
+      </w:rPr>
+    </w:lvl>
+    <w:lvl w:ilvl="6">
+      <w:numFmt w:val="bullet"/>
+      <w:lvlText w:val=""/>
+      <w:lvlJc w:val="left"/>
+      <w:pPr>
+        <w:ind w:left="5040" w:hanging="360"/>
+      </w:pPr>
+      <w:rPr>
+        <w:rFonts w:ascii="Symbol" w:hAnsi="Symbol" w:cs="Symbol" w:hint="default"/>
+      </w:rPr>
+    </w:lvl>
+    <w:lvl w:ilvl="7">
+      <w:numFmt w:val="bullet"/>
+      <w:lvlText w:val="o"/>
+      <w:lvlJc w:val="left"/>
+      <w:pPr>
+        <w:ind w:left="5760" w:hanging="360"/>
+      </w:pPr>
+      <w:rPr>
+        <w:rFonts w:ascii="Courier New" w:hAnsi="Courier New" w:cs="Courier New" w:hint="default"/>
+      </w:rPr>
+    </w:lvl>
+    <w:lvl w:ilvl="8">
+      <w:numFmt w:val="bullet"/>
+      <w:lvlText w:val=""/>
+      <w:lvlJc w:val="left"/>
+      <w:pPr>
+        <w:ind w:left="6480" w:hanging="360"/>
+      </w:pPr>
+      <w:rPr>
+        <w:rFonts w:ascii="Wingdings" w:hAnsi="Wingdings" w:cs="Wingdings" w:hint="default"/>
+      </w:rPr>
+    </w:lvl>
+  </w:abstractNum>
   <w:abstractNum w:abstractNumId="99411">
     <w:nsid w:val="00A99411"/>
     <w:multiLevelType w:val="multilevel"/>
@@ -6035,141 +6242,11 @@
       </w:pPr>
     </w:lvl>
   </w:abstractNum>
-  <w:abstractNum w:abstractNumId="991">
-    <w:nsid w:val="0000A991"/>
-    <w:multiLevelType w:val="multilevel"/>
-    <w:lvl w:ilvl="0">
-      <w:numFmt w:val="bullet"/>
-      <w:lvlText w:val=""/>
-      <w:lvlJc w:val="left"/>
-      <w:pPr>
-        <w:ind w:left="720" w:hanging="360"/>
-      </w:pPr>
-      <w:rPr>
-        <w:rFonts w:ascii="Symbol" w:hAnsi="Symbol" w:cs="Symbol" w:hint="default"/>
-      </w:rPr>
-    </w:lvl>
-    <w:lvl w:ilvl="1">
-      <w:numFmt w:val="bullet"/>
-      <w:lvlText w:val="o"/>
-      <w:lvlJc w:val="left"/>
-      <w:pPr>
-        <w:ind w:left="1440" w:hanging="360"/>
-      </w:pPr>
-      <w:rPr>
-        <w:rFonts w:ascii="Courier New" w:hAnsi="Courier New" w:cs="Courier New" w:hint="default"/>
-      </w:rPr>
-    </w:lvl>
-    <w:lvl w:ilvl="2">
-      <w:numFmt w:val="bullet"/>
-      <w:lvlText w:val=""/>
-      <w:lvlJc w:val="left"/>
-      <w:pPr>
-        <w:ind w:left="2160" w:hanging="360"/>
-      </w:pPr>
-      <w:rPr>
-        <w:rFonts w:ascii="Wingdings" w:hAnsi="Wingdings" w:cs="Wingdings" w:hint="default"/>
-      </w:rPr>
-    </w:lvl>
-    <w:lvl w:ilvl="3">
-      <w:numFmt w:val="bullet"/>
-      <w:lvlText w:val=""/>
-      <w:lvlJc w:val="left"/>
-      <w:pPr>
-        <w:ind w:left="2880" w:hanging="360"/>
-      </w:pPr>
-      <w:rPr>
-        <w:rFonts w:ascii="Symbol" w:hAnsi="Symbol" w:cs="Symbol" w:hint="default"/>
-      </w:rPr>
-    </w:lvl>
-    <w:lvl w:ilvl="4">
-      <w:numFmt w:val="bullet"/>
-      <w:lvlText w:val="o"/>
-      <w:lvlJc w:val="left"/>
-      <w:pPr>
-        <w:ind w:left="3600" w:hanging="360"/>
-      </w:pPr>
-      <w:rPr>
-        <w:rFonts w:ascii="Courier New" w:hAnsi="Courier New" w:cs="Courier New" w:hint="default"/>
-      </w:rPr>
-    </w:lvl>
-    <w:lvl w:ilvl="5">
-      <w:numFmt w:val="bullet"/>
-      <w:lvlText w:val=""/>
-      <w:lvlJc w:val="left"/>
-      <w:pPr>
-        <w:ind w:left="4320" w:hanging="360"/>
-      </w:pPr>
-      <w:rPr>
-        <w:rFonts w:ascii="Wingdings" w:hAnsi="Wingdings" w:cs="Wingdings" w:hint="default"/>
-      </w:rPr>
-    </w:lvl>
-    <w:lvl w:ilvl="6">
-      <w:numFmt w:val="bullet"/>
-      <w:lvlText w:val=""/>
-      <w:lvlJc w:val="left"/>
-      <w:pPr>
-        <w:ind w:left="5040" w:hanging="360"/>
-      </w:pPr>
-      <w:rPr>
-        <w:rFonts w:ascii="Symbol" w:hAnsi="Symbol" w:cs="Symbol" w:hint="default"/>
-      </w:rPr>
-    </w:lvl>
-    <w:lvl w:ilvl="7">
-      <w:numFmt w:val="bullet"/>
-      <w:lvlText w:val="o"/>
-      <w:lvlJc w:val="left"/>
-      <w:pPr>
-        <w:ind w:left="5760" w:hanging="360"/>
-      </w:pPr>
-      <w:rPr>
-        <w:rFonts w:ascii="Courier New" w:hAnsi="Courier New" w:cs="Courier New" w:hint="default"/>
-      </w:rPr>
-    </w:lvl>
-    <w:lvl w:ilvl="8">
-      <w:numFmt w:val="bullet"/>
-      <w:lvlText w:val=""/>
-      <w:lvlJc w:val="left"/>
-      <w:pPr>
-        <w:ind w:left="6480" w:hanging="360"/>
-      </w:pPr>
-      <w:rPr>
-        <w:rFonts w:ascii="Wingdings" w:hAnsi="Wingdings" w:cs="Wingdings" w:hint="default"/>
-      </w:rPr>
-    </w:lvl>
-  </w:abstractNum>
   <w:num w:numId="1000">
     <w:abstractNumId w:val="990"/>
   </w:num>
   <w:num w:numId="1001">
-    <w:abstractNumId w:val="99411"/>
-    <w:lvlOverride w:ilvl="0">
-      <w:startOverride w:val="1"/>
-    </w:lvlOverride>
-    <w:lvlOverride w:ilvl="1">
-      <w:startOverride w:val="1"/>
-    </w:lvlOverride>
-    <w:lvlOverride w:ilvl="2">
-      <w:startOverride w:val="1"/>
-    </w:lvlOverride>
-    <w:lvlOverride w:ilvl="3">
-      <w:startOverride w:val="1"/>
-    </w:lvlOverride>
-    <w:lvlOverride w:ilvl="4">
-      <w:startOverride w:val="1"/>
-    </w:lvlOverride>
-    <w:lvlOverride w:ilvl="5">
-      <w:startOverride w:val="1"/>
-    </w:lvlOverride>
-    <w:lvlOverride w:ilvl="6">
-      <w:startOverride w:val="1"/>
-    </w:lvlOverride>
-    <w:lvlOverride w:ilvl="7">
-      <w:startOverride w:val="1"/>
-    </w:lvlOverride>
-    <w:lvlOverride w:ilvl="8">
-      <w:startOverride w:val="1"/>
-    </w:lvlOverride>
+    <w:abstractNumId w:val="991"/>
   </w:num>
   <w:num w:numId="1002">
     <w:abstractNumId w:val="99411"/>
@@ -6202,9 +6279,6 @@
     </w:lvlOverride>
   </w:num>
   <w:num w:numId="1003">
-    <w:abstractNumId w:val="991"/>
-  </w:num>
-  <w:num w:numId="1004">
     <w:abstractNumId w:val="99411"/>
     <w:lvlOverride w:ilvl="0">
       <w:startOverride w:val="1"/>
@@ -6233,6 +6307,9 @@
     <w:lvlOverride w:ilvl="8">
       <w:startOverride w:val="1"/>
     </w:lvlOverride>
+  </w:num>
+  <w:num w:numId="1004">
+    <w:abstractNumId w:val="991"/>
   </w:num>
   <w:num w:numId="1005">
     <w:abstractNumId w:val="99411"/>
@@ -6265,9 +6342,6 @@
     </w:lvlOverride>
   </w:num>
   <w:num w:numId="1006">
-    <w:abstractNumId w:val="991"/>
-  </w:num>
-  <w:num w:numId="1007">
     <w:abstractNumId w:val="99411"/>
     <w:lvlOverride w:ilvl="0">
       <w:startOverride w:val="1"/>
@@ -6297,13 +6371,46 @@
       <w:startOverride w:val="1"/>
     </w:lvlOverride>
   </w:num>
+  <w:num w:numId="1007">
+    <w:abstractNumId w:val="991"/>
+  </w:num>
   <w:num w:numId="1008">
-    <w:abstractNumId w:val="991"/>
+    <w:abstractNumId w:val="99411"/>
+    <w:lvlOverride w:ilvl="0">
+      <w:startOverride w:val="1"/>
+    </w:lvlOverride>
+    <w:lvlOverride w:ilvl="1">
+      <w:startOverride w:val="1"/>
+    </w:lvlOverride>
+    <w:lvlOverride w:ilvl="2">
+      <w:startOverride w:val="1"/>
+    </w:lvlOverride>
+    <w:lvlOverride w:ilvl="3">
+      <w:startOverride w:val="1"/>
+    </w:lvlOverride>
+    <w:lvlOverride w:ilvl="4">
+      <w:startOverride w:val="1"/>
+    </w:lvlOverride>
+    <w:lvlOverride w:ilvl="5">
+      <w:startOverride w:val="1"/>
+    </w:lvlOverride>
+    <w:lvlOverride w:ilvl="6">
+      <w:startOverride w:val="1"/>
+    </w:lvlOverride>
+    <w:lvlOverride w:ilvl="7">
+      <w:startOverride w:val="1"/>
+    </w:lvlOverride>
+    <w:lvlOverride w:ilvl="8">
+      <w:startOverride w:val="1"/>
+    </w:lvlOverride>
   </w:num>
   <w:num w:numId="1009">
     <w:abstractNumId w:val="991"/>
   </w:num>
   <w:num w:numId="1010">
+    <w:abstractNumId w:val="991"/>
+  </w:num>
+  <w:num w:numId="1011">
     <w:abstractNumId w:val="99411"/>
     <w:lvlOverride w:ilvl="0">
       <w:startOverride w:val="1"/>

--- a/submission/NAR_Manuscript_V2_Info_Matched.docx
+++ b/submission/NAR_Manuscript_V2_Info_Matched.docx
@@ -646,7 +646,7 @@
         <w:pStyle w:val="FirstParagraph"/>
       </w:pPr>
       <w:r>
-        <w:t xml:space="preserve">We release the complete implementation as open-source software with pre-compiled binaries and a web server.</w:t>
+        <w:t xml:space="preserve">We release the complete implementation as open-source software with pre-compiled binaries.</w:t>
       </w:r>
     </w:p>
     <w:p>
@@ -5500,7 +5500,7 @@
         </w:numPr>
       </w:pPr>
       <w:r>
-        <w:t xml:space="preserve">Luo, X. et al. (2019) Spaced k-mers as features for protein classification.</w:t>
+        <w:t xml:space="preserve">Morgenstern, B., Zhu, B., Zielezinski, A. and Karlowski, W.M. (2015) Estimating evolutionary distances between genomic sequences from spaced-word matches.</w:t>
       </w:r>
       <w:r>
         <w:t xml:space="preserve"> </w:t>
@@ -5510,10 +5510,10 @@
           <w:i/>
           <w:iCs/>
         </w:rPr>
-        <w:t xml:space="preserve">Bioinformatics</w:t>
-      </w:r>
-      <w:r>
-        <w:t xml:space="preserve">, 35, 2340–2347.</w:t>
+        <w:t xml:space="preserve">Algorithms Mol. Biol.</w:t>
+      </w:r>
+      <w:r>
+        <w:t xml:space="preserve">, 10, 5. https://doi.org/10.1186/s13015-015-0032-x</w:t>
       </w:r>
     </w:p>
     <w:p>

--- a/submission/NAR_Manuscript_V2_Info_Matched.docx
+++ b/submission/NAR_Manuscript_V2_Info_Matched.docx
@@ -4956,7 +4956,7 @@
         <w:pStyle w:val="FirstParagraph"/>
       </w:pPr>
       <w:r>
-        <w:t xml:space="preserve">Fusang: Tardigrade Edition is open-source (MIT license). Source code, pre-compiled FastME binaries (Windows/Linux x86-64), benchmark scripts, and all analysis code are available at https://github.com/fusang-dev/fusang-tardigrade. A public web server is accessible at https://fusang-tardigrade.streamlit.app. A permanent Zenodo DOI will be assigned upon acceptance. All benchmark datasets — including 130-seed n=200 indel results, n=500/n=1000 multi-seed data, SwissTree protein benchmark results, 74-taxon 16S rRNA dataset, and Level 2 classifier training data — are provided in the repository under</w:t>
+        <w:t xml:space="preserve">Fusang: Tardigrade Edition is open-source (MIT license). Source code, pre-compiled FastME binaries (Windows/Linux x86-64), benchmark scripts, and all analysis code are available at https://github.com/fusang-dev/fusang-tardigrade. A permanent Zenodo DOI (https://doi.org/10.5281/zenodo.20746742) is assigned for archival access. A public web server is accessible at https://fusang-tardigrade.streamlit.app/ for interactive use without local installation. All benchmark datasets — including 130-seed n=200 indel results, n=500/n=1000 multi-seed data, SwissTree protein benchmark results, 74-taxon 16S rRNA dataset, and Level 2 classifier training data — are provided in the repository under</w:t>
       </w:r>
       <w:r>
         <w:t xml:space="preserve"> </w:t>
